--- a/CÔNG TY TNHH SẢN XUẤT KHUÔN QUÂN HẠO/QuanHao_ThayDoiDiaChi/Mẫu số 12_DeNghiThayDoi.docx
+++ b/CÔNG TY TNHH SẢN XUẤT KHUÔN QUÂN HẠO/QuanHao_ThayDoiDiaChi/Mẫu số 12_DeNghiThayDoi.docx
@@ -1,6 +1,6 @@
 
 <file path=word/document.xml><?xml version="1.0" encoding="utf-8"?>
-<w:document xmlns:wpc="http://schemas.microsoft.com/office/word/2010/wordprocessingCanvas" xmlns:cx="http://schemas.microsoft.com/office/drawing/2014/chartex" xmlns:cx1="http://schemas.microsoft.com/office/drawing/2015/9/8/chartex" xmlns:mc="http://schemas.openxmlformats.org/markup-compatibility/2006" xmlns:o="urn:schemas-microsoft-com:office:office" xmlns:r="http://schemas.openxmlformats.org/officeDocument/2006/relationships" xmlns:m="http://schemas.openxmlformats.org/officeDocument/2006/math" xmlns:v="urn:schemas-microsoft-com:vml" xmlns:wp14="http://schemas.microsoft.com/office/word/2010/wordprocessingDrawing" xmlns:wp="http://schemas.openxmlformats.org/drawingml/2006/wordprocessingDrawing" xmlns:w10="urn:schemas-microsoft-com:office:word" xmlns:w="http://schemas.openxmlformats.org/wordprocessingml/2006/main" xmlns:w14="http://schemas.microsoft.com/office/word/2010/wordml" xmlns:w15="http://schemas.microsoft.com/office/word/2012/wordml" xmlns:w16se="http://schemas.microsoft.com/office/word/2015/wordml/symex" xmlns:wpg="http://schemas.microsoft.com/office/word/2010/wordprocessingGroup" xmlns:wpi="http://schemas.microsoft.com/office/word/2010/wordprocessingInk" xmlns:wne="http://schemas.microsoft.com/office/word/2006/wordml" xmlns:wps="http://schemas.microsoft.com/office/word/2010/wordprocessingShape" mc:Ignorable="w14 w15 w16se wp14">
+<w:document xmlns:wpc="http://schemas.microsoft.com/office/word/2010/wordprocessingCanvas" xmlns:cx="http://schemas.microsoft.com/office/drawing/2014/chartex" xmlns:cx1="http://schemas.microsoft.com/office/drawing/2015/9/8/chartex" xmlns:cx2="http://schemas.microsoft.com/office/drawing/2015/10/21/chartex" xmlns:cx3="http://schemas.microsoft.com/office/drawing/2016/5/9/chartex" xmlns:cx4="http://schemas.microsoft.com/office/drawing/2016/5/10/chartex" xmlns:cx5="http://schemas.microsoft.com/office/drawing/2016/5/11/chartex" xmlns:cx6="http://schemas.microsoft.com/office/drawing/2016/5/12/chartex" xmlns:cx7="http://schemas.microsoft.com/office/drawing/2016/5/13/chartex" xmlns:cx8="http://schemas.microsoft.com/office/drawing/2016/5/14/chartex" xmlns:mc="http://schemas.openxmlformats.org/markup-compatibility/2006" xmlns:aink="http://schemas.microsoft.com/office/drawing/2016/ink" xmlns:am3d="http://schemas.microsoft.com/office/drawing/2017/model3d" xmlns:o="urn:schemas-microsoft-com:office:office" xmlns:oel="http://schemas.microsoft.com/office/2019/extlst" xmlns:r="http://schemas.openxmlformats.org/officeDocument/2006/relationships" xmlns:m="http://schemas.openxmlformats.org/officeDocument/2006/math" xmlns:v="urn:schemas-microsoft-com:vml" xmlns:wp14="http://schemas.microsoft.com/office/word/2010/wordprocessingDrawing" xmlns:wp="http://schemas.openxmlformats.org/drawingml/2006/wordprocessingDrawing" xmlns:w10="urn:schemas-microsoft-com:office:word" xmlns:w="http://schemas.openxmlformats.org/wordprocessingml/2006/main" xmlns:w14="http://schemas.microsoft.com/office/word/2010/wordml" xmlns:w15="http://schemas.microsoft.com/office/word/2012/wordml" xmlns:w16cex="http://schemas.microsoft.com/office/word/2018/wordml/cex" xmlns:w16cid="http://schemas.microsoft.com/office/word/2016/wordml/cid" xmlns:w16="http://schemas.microsoft.com/office/word/2018/wordml" xmlns:w16du="http://schemas.microsoft.com/office/word/2023/wordml/word16du" xmlns:w16sdtdh="http://schemas.microsoft.com/office/word/2020/wordml/sdtdatahash" xmlns:w16sdtfl="http://schemas.microsoft.com/office/word/2024/wordml/sdtformatlock" xmlns:w16se="http://schemas.microsoft.com/office/word/2015/wordml/symex" xmlns:wpg="http://schemas.microsoft.com/office/word/2010/wordprocessingGroup" xmlns:wpi="http://schemas.microsoft.com/office/word/2010/wordprocessingInk" xmlns:wne="http://schemas.microsoft.com/office/word/2006/wordml" xmlns:wps="http://schemas.microsoft.com/office/word/2010/wordprocessingShape" mc:Ignorable="w14 w15 w16se w16cid w16 w16cex w16sdtdh w16sdtfl w16du wp14">
   <w:body>
     <w:p>
       <w:pPr>
@@ -175,7 +175,7 @@
                     </wp:anchor>
                   </w:drawing>
                 </mc:Choice>
-                <mc:Fallback xmlns:cx2="http://schemas.microsoft.com/office/drawing/2015/10/21/chartex" xmlns:cx3="http://schemas.microsoft.com/office/drawing/2016/5/9/chartex" xmlns:cx4="http://schemas.microsoft.com/office/drawing/2016/5/10/chartex" xmlns:cx5="http://schemas.microsoft.com/office/drawing/2016/5/11/chartex" xmlns:cx6="http://schemas.microsoft.com/office/drawing/2016/5/12/chartex" xmlns:cx7="http://schemas.microsoft.com/office/drawing/2016/5/13/chartex" xmlns:cx8="http://schemas.microsoft.com/office/drawing/2016/5/14/chartex" xmlns:aink="http://schemas.microsoft.com/office/drawing/2016/ink" xmlns:am3d="http://schemas.microsoft.com/office/drawing/2017/model3d" xmlns:oel="http://schemas.microsoft.com/office/2019/extlst" xmlns:w16cex="http://schemas.microsoft.com/office/word/2018/wordml/cex" xmlns:w16cid="http://schemas.microsoft.com/office/word/2016/wordml/cid" xmlns:w16="http://schemas.microsoft.com/office/word/2018/wordml" xmlns:w16du="http://schemas.microsoft.com/office/word/2023/wordml/word16du" xmlns:w16sdtdh="http://schemas.microsoft.com/office/word/2020/wordml/sdtdatahash" xmlns:w16sdtfl="http://schemas.microsoft.com/office/word/2024/wordml/sdtformatlock">
+                <mc:Fallback>
                   <w:pict>
                     <v:line w14:anchorId="1D12A4BF" id="Line 159" o:spid="_x0000_s1026" style="position:absolute;z-index:251682816;visibility:visible;mso-wrap-style:square;mso-width-percent:0;mso-height-percent:0;mso-wrap-distance-left:9pt;mso-wrap-distance-top:-3e-5mm;mso-wrap-distance-right:9pt;mso-wrap-distance-bottom:-3e-5mm;mso-position-horizontal:center;mso-position-horizontal-relative:margin;mso-position-vertical:absolute;mso-position-vertical-relative:text;mso-width-percent:0;mso-height-percent:0;mso-width-relative:page;mso-height-relative:page" from="0,15.5pt" to="158.75pt,15.5pt" o:gfxdata="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">
                       <w10:wrap anchorx="margin"/>
@@ -411,7 +411,7 @@
               </wp:anchor>
             </w:drawing>
           </mc:Choice>
-          <mc:Fallback xmlns:cx2="http://schemas.microsoft.com/office/drawing/2015/10/21/chartex" xmlns:cx3="http://schemas.microsoft.com/office/drawing/2016/5/9/chartex" xmlns:cx4="http://schemas.microsoft.com/office/drawing/2016/5/10/chartex" xmlns:cx5="http://schemas.microsoft.com/office/drawing/2016/5/11/chartex" xmlns:cx6="http://schemas.microsoft.com/office/drawing/2016/5/12/chartex" xmlns:cx7="http://schemas.microsoft.com/office/drawing/2016/5/13/chartex" xmlns:cx8="http://schemas.microsoft.com/office/drawing/2016/5/14/chartex" xmlns:aink="http://schemas.microsoft.com/office/drawing/2016/ink" xmlns:am3d="http://schemas.microsoft.com/office/drawing/2017/model3d" xmlns:oel="http://schemas.microsoft.com/office/2019/extlst" xmlns:w16cex="http://schemas.microsoft.com/office/word/2018/wordml/cex" xmlns:w16cid="http://schemas.microsoft.com/office/word/2016/wordml/cid" xmlns:w16="http://schemas.microsoft.com/office/word/2018/wordml" xmlns:w16du="http://schemas.microsoft.com/office/word/2023/wordml/word16du" xmlns:w16sdtdh="http://schemas.microsoft.com/office/word/2020/wordml/sdtdatahash" xmlns:w16sdtfl="http://schemas.microsoft.com/office/word/2024/wordml/sdtformatlock">
+          <mc:Fallback>
             <w:pict>
               <v:line w14:anchorId="70E5418D" id="Straight Connector 1" o:spid="_x0000_s1026" style="position:absolute;z-index:251683840;visibility:visible;mso-wrap-style:square;mso-width-percent:0;mso-wrap-distance-left:9pt;mso-wrap-distance-top:0;mso-wrap-distance-right:9pt;mso-wrap-distance-bottom:0;mso-position-horizontal:center;mso-position-horizontal-relative:margin;mso-position-vertical:absolute;mso-position-vertical-relative:text;mso-width-percent:0;mso-width-relative:margin" from="0,66.95pt" to="111.65pt,66.95pt" o:gfxdata="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" strokecolor="windowText" strokeweight=".5pt">
                 <v:stroke joinstyle="miter"/>
@@ -1164,6 +1164,7 @@
           <w:i/>
           <w:sz w:val="28"/>
           <w:szCs w:val="28"/>
+          <w:lang w:val="vi-VN"/>
         </w:rPr>
       </w:pPr>
       <w:bookmarkStart w:id="2" w:name="_Hlk177941427"/>
@@ -1172,6 +1173,7 @@
           <w:rFonts w:ascii="Times New Roman" w:eastAsia="Calibri" w:hAnsi="Times New Roman" w:cs="Times New Roman"/>
           <w:sz w:val="28"/>
           <w:szCs w:val="28"/>
+          <w:lang w:val="vi-VN"/>
         </w:rPr>
         <w:t>(</w:t>
       </w:r>
@@ -1181,6 +1183,7 @@
           <w:i/>
           <w:sz w:val="28"/>
           <w:szCs w:val="28"/>
+          <w:lang w:val="vi-VN"/>
         </w:rPr>
         <w:t>Doanh nghiệp chọn và kê khai vào trang tương ứng với nội dung đăng ký/</w:t>
       </w:r>
@@ -1198,7 +1201,7 @@
           <w:rFonts w:ascii="Times New Roman" w:eastAsia="Times New Roman" w:hAnsi="Times New Roman" w:cs="Times New Roman"/>
           <w:sz w:val="28"/>
           <w:szCs w:val="28"/>
-          <w:lang w:eastAsia="zh-CN"/>
+          <w:lang w:val="vi-VN" w:eastAsia="zh-CN"/>
         </w:rPr>
       </w:pPr>
       <w:r>
@@ -1207,6 +1210,7 @@
           <w:i/>
           <w:sz w:val="28"/>
           <w:szCs w:val="28"/>
+          <w:lang w:val="vi-VN"/>
         </w:rPr>
         <w:t>thông báo thay đổi và gửi kèm</w:t>
       </w:r>
@@ -1215,6 +1219,7 @@
           <w:rFonts w:ascii="Times New Roman" w:eastAsia="Calibri" w:hAnsi="Times New Roman" w:cs="Times New Roman"/>
           <w:sz w:val="28"/>
           <w:szCs w:val="28"/>
+          <w:lang w:val="vi-VN"/>
         </w:rPr>
         <w:t>)</w:t>
       </w:r>
@@ -1231,7 +1236,7 @@
           <w:kern w:val="28"/>
           <w:sz w:val="28"/>
           <w:szCs w:val="32"/>
-          <w:lang w:eastAsia="x-none"/>
+          <w:lang w:val="vi-VN" w:eastAsia="x-none"/>
         </w:rPr>
       </w:pPr>
       <w:r>
@@ -1300,7 +1305,7 @@
               </wp:anchor>
             </w:drawing>
           </mc:Choice>
-          <mc:Fallback xmlns:cx2="http://schemas.microsoft.com/office/drawing/2015/10/21/chartex" xmlns:cx3="http://schemas.microsoft.com/office/drawing/2016/5/9/chartex" xmlns:cx4="http://schemas.microsoft.com/office/drawing/2016/5/10/chartex" xmlns:cx5="http://schemas.microsoft.com/office/drawing/2016/5/11/chartex" xmlns:cx6="http://schemas.microsoft.com/office/drawing/2016/5/12/chartex" xmlns:cx7="http://schemas.microsoft.com/office/drawing/2016/5/13/chartex" xmlns:cx8="http://schemas.microsoft.com/office/drawing/2016/5/14/chartex" xmlns:aink="http://schemas.microsoft.com/office/drawing/2016/ink" xmlns:am3d="http://schemas.microsoft.com/office/drawing/2017/model3d" xmlns:oel="http://schemas.microsoft.com/office/2019/extlst" xmlns:w16cex="http://schemas.microsoft.com/office/word/2018/wordml/cex" xmlns:w16cid="http://schemas.microsoft.com/office/word/2016/wordml/cid" xmlns:w16="http://schemas.microsoft.com/office/word/2018/wordml" xmlns:w16du="http://schemas.microsoft.com/office/word/2023/wordml/word16du" xmlns:w16sdtdh="http://schemas.microsoft.com/office/word/2020/wordml/sdtdatahash" xmlns:w16sdtfl="http://schemas.microsoft.com/office/word/2024/wordml/sdtformatlock">
+          <mc:Fallback>
             <w:pict>
               <v:rect w14:anchorId="150B91A8" id="Rectangle 800" o:spid="_x0000_s1026" style="position:absolute;margin-left:398.8pt;margin-top:62.75pt;width:20.15pt;height:15.95pt;z-index:251665408;visibility:visible;mso-wrap-style:none;mso-width-percent:0;mso-height-percent:0;mso-wrap-distance-left:9pt;mso-wrap-distance-top:0;mso-wrap-distance-right:9pt;mso-wrap-distance-bottom:0;mso-position-horizontal:absolute;mso-position-horizontal-relative:text;mso-position-vertical:absolute;mso-position-vertical-relative:text;mso-width-percent:0;mso-height-percent:0;mso-width-relative:page;mso-height-relative:page;v-text-anchor:middle" o:gfxdata="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" strokeweight=".26mm">
                 <v:stroke endcap="square"/>
@@ -1375,7 +1380,7 @@
               </wp:anchor>
             </w:drawing>
           </mc:Choice>
-          <mc:Fallback xmlns:cx2="http://schemas.microsoft.com/office/drawing/2015/10/21/chartex" xmlns:cx3="http://schemas.microsoft.com/office/drawing/2016/5/9/chartex" xmlns:cx4="http://schemas.microsoft.com/office/drawing/2016/5/10/chartex" xmlns:cx5="http://schemas.microsoft.com/office/drawing/2016/5/11/chartex" xmlns:cx6="http://schemas.microsoft.com/office/drawing/2016/5/12/chartex" xmlns:cx7="http://schemas.microsoft.com/office/drawing/2016/5/13/chartex" xmlns:cx8="http://schemas.microsoft.com/office/drawing/2016/5/14/chartex" xmlns:aink="http://schemas.microsoft.com/office/drawing/2016/ink" xmlns:am3d="http://schemas.microsoft.com/office/drawing/2017/model3d" xmlns:oel="http://schemas.microsoft.com/office/2019/extlst" xmlns:w16cex="http://schemas.microsoft.com/office/word/2018/wordml/cex" xmlns:w16cid="http://schemas.microsoft.com/office/word/2016/wordml/cid" xmlns:w16="http://schemas.microsoft.com/office/word/2018/wordml" xmlns:w16du="http://schemas.microsoft.com/office/word/2023/wordml/word16du" xmlns:w16sdtdh="http://schemas.microsoft.com/office/word/2020/wordml/sdtdatahash" xmlns:w16sdtfl="http://schemas.microsoft.com/office/word/2024/wordml/sdtformatlock">
+          <mc:Fallback>
             <w:pict>
               <v:rect w14:anchorId="3C0D0F71" id="Rectangle 826" o:spid="_x0000_s1026" style="position:absolute;margin-left:398.8pt;margin-top:86.4pt;width:20.15pt;height:15.95pt;z-index:251666432;visibility:visible;mso-wrap-style:none;mso-width-percent:0;mso-height-percent:0;mso-wrap-distance-left:9pt;mso-wrap-distance-top:0;mso-wrap-distance-right:9pt;mso-wrap-distance-bottom:0;mso-position-horizontal:absolute;mso-position-horizontal-relative:text;mso-position-vertical:absolute;mso-position-vertical-relative:text;mso-width-percent:0;mso-height-percent:0;mso-width-relative:page;mso-height-relative:page;v-text-anchor:middle" o:gfxdata="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" strokeweight=".26mm">
                 <v:stroke endcap="square"/>
@@ -1391,7 +1396,7 @@
           <w:kern w:val="28"/>
           <w:sz w:val="28"/>
           <w:szCs w:val="32"/>
-          <w:lang w:eastAsia="x-none"/>
+          <w:lang w:val="vi-VN" w:eastAsia="x-none"/>
         </w:rPr>
         <w:t>Doanh nghiệp đăng ký thay đổi trên cơ sở (</w:t>
       </w:r>
@@ -1403,7 +1408,7 @@
           <w:kern w:val="28"/>
           <w:sz w:val="28"/>
           <w:szCs w:val="32"/>
-          <w:lang w:eastAsia="x-none"/>
+          <w:lang w:val="vi-VN" w:eastAsia="x-none"/>
         </w:rPr>
         <w:t>chỉ kê khai trong trường hợp doanh nghiệp đăng ký thay đổi trên cơ sở tách doanh nghiệp hoặc sáp nhập doanh nghiệp, đánh dấu X vào ô thích hợp</w:t>
       </w:r>
@@ -1414,7 +1419,7 @@
           <w:kern w:val="28"/>
           <w:sz w:val="28"/>
           <w:szCs w:val="32"/>
-          <w:lang w:eastAsia="x-none"/>
+          <w:lang w:val="vi-VN" w:eastAsia="x-none"/>
         </w:rPr>
         <w:t>):</w:t>
       </w:r>
@@ -1442,15 +1447,15 @@
               <w:jc w:val="both"/>
               <w:rPr>
                 <w:rFonts w:ascii="Times New Roman" w:eastAsia="Times New Roman" w:hAnsi="Times New Roman" w:cs="Times New Roman"/>
-                <w:lang w:eastAsia="zh-CN"/>
-              </w:rPr>
-            </w:pPr>
-            <w:r>
-              <w:rPr>
-                <w:rFonts w:ascii="Times New Roman" w:eastAsia="Times New Roman" w:hAnsi="Times New Roman" w:cs="Times New Roman"/>
-                <w:sz w:val="28"/>
-                <w:szCs w:val="28"/>
-                <w:lang w:eastAsia="zh-CN"/>
+                <w:lang w:val="vi-VN" w:eastAsia="zh-CN"/>
+              </w:rPr>
+            </w:pPr>
+            <w:r>
+              <w:rPr>
+                <w:rFonts w:ascii="Times New Roman" w:eastAsia="Times New Roman" w:hAnsi="Times New Roman" w:cs="Times New Roman"/>
+                <w:sz w:val="28"/>
+                <w:szCs w:val="28"/>
+                <w:lang w:val="vi-VN" w:eastAsia="zh-CN"/>
               </w:rPr>
               <w:t>- Đăng ký thay đổi trên cơ sở tách doanh nghiệp</w:t>
             </w:r>
@@ -1470,6 +1475,7 @@
                 <w:rFonts w:ascii="Times New Roman" w:eastAsia="Times New Roman" w:hAnsi="Times New Roman" w:cs="Times New Roman"/>
                 <w:sz w:val="28"/>
                 <w:szCs w:val="28"/>
+                <w:lang w:val="vi-VN"/>
               </w:rPr>
             </w:pPr>
           </w:p>
@@ -1487,15 +1493,15 @@
               <w:jc w:val="both"/>
               <w:rPr>
                 <w:rFonts w:ascii="Times New Roman" w:eastAsia="Times New Roman" w:hAnsi="Times New Roman" w:cs="Times New Roman"/>
-                <w:lang w:eastAsia="zh-CN"/>
-              </w:rPr>
-            </w:pPr>
-            <w:r>
-              <w:rPr>
-                <w:rFonts w:ascii="Times New Roman" w:eastAsia="Times New Roman" w:hAnsi="Times New Roman" w:cs="Times New Roman"/>
-                <w:sz w:val="28"/>
-                <w:szCs w:val="28"/>
-                <w:lang w:eastAsia="zh-CN"/>
+                <w:lang w:val="vi-VN" w:eastAsia="zh-CN"/>
+              </w:rPr>
+            </w:pPr>
+            <w:r>
+              <w:rPr>
+                <w:rFonts w:ascii="Times New Roman" w:eastAsia="Times New Roman" w:hAnsi="Times New Roman" w:cs="Times New Roman"/>
+                <w:sz w:val="28"/>
+                <w:szCs w:val="28"/>
+                <w:lang w:val="vi-VN" w:eastAsia="zh-CN"/>
               </w:rPr>
               <w:t>- Đăng ký thay đổi trên cơ sở sáp nhập doanh nghiệp</w:t>
             </w:r>
@@ -1515,6 +1521,7 @@
                 <w:rFonts w:ascii="Times New Roman" w:eastAsia="Times New Roman" w:hAnsi="Times New Roman" w:cs="Times New Roman"/>
                 <w:sz w:val="28"/>
                 <w:szCs w:val="28"/>
+                <w:lang w:val="vi-VN"/>
               </w:rPr>
             </w:pPr>
           </w:p>
@@ -1531,7 +1538,7 @@
           <w:rFonts w:ascii="Times New Roman" w:eastAsia="Times New Roman" w:hAnsi="Times New Roman" w:cs="Times New Roman"/>
           <w:sz w:val="28"/>
           <w:szCs w:val="28"/>
-          <w:lang w:eastAsia="zh-CN"/>
+          <w:lang w:val="vi-VN" w:eastAsia="zh-CN"/>
         </w:rPr>
       </w:pPr>
       <w:r>
@@ -1540,7 +1547,7 @@
           <w:bCs/>
           <w:sz w:val="28"/>
           <w:szCs w:val="28"/>
-          <w:lang w:eastAsia="zh-CN"/>
+          <w:lang w:val="vi-VN" w:eastAsia="zh-CN"/>
         </w:rPr>
         <w:t>Thông tin về doanh nghiệp bị sáp nhập</w:t>
       </w:r>
@@ -1551,7 +1558,7 @@
           <w:bCs/>
           <w:sz w:val="28"/>
           <w:szCs w:val="28"/>
-          <w:lang w:eastAsia="zh-CN"/>
+          <w:lang w:val="vi-VN" w:eastAsia="zh-CN"/>
         </w:rPr>
         <w:t xml:space="preserve"> </w:t>
       </w:r>
@@ -1561,7 +1568,7 @@
           <w:iCs/>
           <w:sz w:val="28"/>
           <w:szCs w:val="28"/>
-          <w:lang w:eastAsia="zh-CN"/>
+          <w:lang w:val="vi-VN" w:eastAsia="zh-CN"/>
         </w:rPr>
         <w:t>(</w:t>
       </w:r>
@@ -1572,7 +1579,7 @@
           <w:iCs/>
           <w:sz w:val="28"/>
           <w:szCs w:val="28"/>
-          <w:lang w:eastAsia="zh-CN"/>
+          <w:lang w:val="vi-VN" w:eastAsia="zh-CN"/>
         </w:rPr>
         <w:t>chỉ kê khai trong trường hợp doanh nghiệp đăng ký thay đổi trên cơ sở sáp nhập doanh nghiệp</w:t>
       </w:r>
@@ -1582,7 +1589,7 @@
           <w:iCs/>
           <w:sz w:val="28"/>
           <w:szCs w:val="28"/>
-          <w:lang w:eastAsia="zh-CN"/>
+          <w:lang w:val="vi-VN" w:eastAsia="zh-CN"/>
         </w:rPr>
         <w:t>)</w:t>
       </w:r>
@@ -1592,7 +1599,7 @@
           <w:bCs/>
           <w:sz w:val="28"/>
           <w:szCs w:val="28"/>
-          <w:lang w:eastAsia="zh-CN"/>
+          <w:lang w:val="vi-VN" w:eastAsia="zh-CN"/>
         </w:rPr>
         <w:t>:</w:t>
       </w:r>
@@ -1610,7 +1617,7 @@
           <w:rFonts w:ascii="Times New Roman" w:eastAsia="Times New Roman" w:hAnsi="Times New Roman" w:cs="Times New Roman"/>
           <w:sz w:val="28"/>
           <w:szCs w:val="28"/>
-          <w:lang w:eastAsia="zh-CN"/>
+          <w:lang w:val="vi-VN" w:eastAsia="zh-CN"/>
         </w:rPr>
       </w:pPr>
       <w:r>
@@ -1618,7 +1625,7 @@
           <w:rFonts w:ascii="Times New Roman" w:eastAsia="Times New Roman" w:hAnsi="Times New Roman" w:cs="Times New Roman"/>
           <w:sz w:val="28"/>
           <w:szCs w:val="28"/>
-          <w:lang w:eastAsia="zh-CN"/>
+          <w:lang w:val="vi-VN" w:eastAsia="zh-CN"/>
         </w:rPr>
         <w:t>Tên doanh nghiệp (</w:t>
       </w:r>
@@ -1629,7 +1636,7 @@
           <w:iCs/>
           <w:sz w:val="28"/>
           <w:szCs w:val="28"/>
-          <w:lang w:eastAsia="zh-CN"/>
+          <w:lang w:val="vi-VN" w:eastAsia="zh-CN"/>
         </w:rPr>
         <w:t>ghi bằng chữ in hoa</w:t>
       </w:r>
@@ -1638,7 +1645,7 @@
           <w:rFonts w:ascii="Times New Roman" w:eastAsia="Times New Roman" w:hAnsi="Times New Roman" w:cs="Times New Roman"/>
           <w:sz w:val="28"/>
           <w:szCs w:val="28"/>
-          <w:lang w:eastAsia="zh-CN"/>
+          <w:lang w:val="vi-VN" w:eastAsia="zh-CN"/>
         </w:rPr>
         <w:t xml:space="preserve">): </w:t>
       </w:r>
@@ -1647,7 +1654,7 @@
           <w:rFonts w:ascii="Times New Roman" w:eastAsia="Times New Roman" w:hAnsi="Times New Roman" w:cs="Times New Roman"/>
           <w:sz w:val="28"/>
           <w:szCs w:val="28"/>
-          <w:lang w:eastAsia="zh-CN"/>
+          <w:lang w:val="vi-VN" w:eastAsia="zh-CN"/>
         </w:rPr>
         <w:tab/>
       </w:r>
@@ -1665,7 +1672,7 @@
           <w:rFonts w:ascii="Times New Roman" w:eastAsia="Times New Roman" w:hAnsi="Times New Roman" w:cs="Times New Roman"/>
           <w:sz w:val="28"/>
           <w:szCs w:val="28"/>
-          <w:lang w:eastAsia="zh-CN"/>
+          <w:lang w:val="vi-VN" w:eastAsia="zh-CN"/>
         </w:rPr>
       </w:pPr>
       <w:r>
@@ -1673,7 +1680,7 @@
           <w:rFonts w:ascii="Times New Roman" w:eastAsia="Times New Roman" w:hAnsi="Times New Roman" w:cs="Times New Roman"/>
           <w:sz w:val="28"/>
           <w:szCs w:val="28"/>
-          <w:lang w:eastAsia="zh-CN"/>
+          <w:lang w:val="vi-VN" w:eastAsia="zh-CN"/>
         </w:rPr>
         <w:t xml:space="preserve">Mã số doanh nghiệp/Mã số thuế: </w:t>
       </w:r>
@@ -1682,7 +1689,7 @@
           <w:rFonts w:ascii="Times New Roman" w:eastAsia="Times New Roman" w:hAnsi="Times New Roman" w:cs="Times New Roman"/>
           <w:sz w:val="28"/>
           <w:szCs w:val="28"/>
-          <w:lang w:eastAsia="zh-CN"/>
+          <w:lang w:val="vi-VN" w:eastAsia="zh-CN"/>
         </w:rPr>
         <w:tab/>
       </w:r>
@@ -1700,7 +1707,7 @@
           <w:rFonts w:ascii="Times New Roman" w:eastAsia="Times New Roman" w:hAnsi="Times New Roman" w:cs="Times New Roman"/>
           <w:sz w:val="28"/>
           <w:szCs w:val="28"/>
-          <w:lang w:eastAsia="zh-CN"/>
+          <w:lang w:val="vi-VN" w:eastAsia="zh-CN"/>
         </w:rPr>
       </w:pPr>
       <w:r>
@@ -1708,7 +1715,7 @@
           <w:rFonts w:ascii="Times New Roman" w:eastAsia="Times New Roman" w:hAnsi="Times New Roman" w:cs="Times New Roman"/>
           <w:sz w:val="28"/>
           <w:szCs w:val="28"/>
-          <w:lang w:eastAsia="zh-CN"/>
+          <w:lang w:val="vi-VN" w:eastAsia="zh-CN"/>
         </w:rPr>
         <w:t>Đề nghị Quý Cơ quan thực hiện chấm dứt tồn tại đối với doanh nghiệp bị sáp nhập và các chi nhánh/văn phòng đại diện/địa điểm kinh doanh của doanh nghiệp bị sáp nhập.</w:t>
       </w:r>
@@ -1723,7 +1730,7 @@
           <w:rFonts w:ascii="Times New Roman" w:eastAsia="Times New Roman" w:hAnsi="Times New Roman" w:cs="Times New Roman"/>
           <w:sz w:val="28"/>
           <w:szCs w:val="28"/>
-          <w:lang w:eastAsia="zh-CN"/>
+          <w:lang w:val="vi-VN" w:eastAsia="zh-CN"/>
         </w:rPr>
       </w:pPr>
       <w:r>
@@ -1846,7 +1853,7 @@
           </mc:Choice>
           <mc:Fallback>
             <w:pict>
-              <v:group w14:anchorId="2BF419E0" id="Group 1" o:spid="_x0000_s1026" style="position:absolute;left:0;text-align:left;margin-left:68.7pt;margin-top:47.7pt;width:128.25pt;height:26.25pt;z-index:251676672;mso-width-relative:margin;mso-height-relative:margin" coordsize="14332,1771" o:gfxdata="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">
+              <v:group w14:anchorId="2BF419E0" id="Group 1" o:spid="_x0000_s1026" style="position:absolute;left:0;text-align:left;margin-left:68.7pt;margin-top:47.7pt;width:128.25pt;height:26.25pt;z-index:251676672;mso-width-relative:margin;mso-height-relative:margin" coordsize="14332,1771" o:gfxdata="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">
                 <v:shapetype id="_x0000_t202" coordsize="21600,21600" o:spt="202" path="m,l,21600r21600,l21600,xe">
                   <v:stroke joinstyle="miter"/>
                   <v:path gradientshapeok="t" o:connecttype="rect"/>
@@ -1878,6 +1885,7 @@
         <w:rPr>
           <w:rFonts w:ascii="Times New Roman" w:eastAsia="Calibri" w:hAnsi="Times New Roman" w:cs="Times New Roman"/>
           <w:sz w:val="28"/>
+          <w:lang w:val="vi-VN"/>
         </w:rPr>
         <w:t xml:space="preserve">- Doanh </w:t>
       </w:r>
@@ -1886,6 +1894,7 @@
         <w:rPr>
           <w:rFonts w:ascii="Times New Roman" w:eastAsia="Calibri" w:hAnsi="Times New Roman" w:cs="Times New Roman"/>
           <w:sz w:val="28"/>
+          <w:lang w:val="vi-VN"/>
         </w:rPr>
         <w:t>nghiệp có Giấy chứng nhận quyền sử dụng đất tại đảo và xã, phường biên giới; xã, phường ven biển; khu vực khác có ảnh hưởng đến quốc phòng, an ninh</w:t>
       </w:r>
@@ -1901,6 +1910,7 @@
         <w:rPr>
           <w:rFonts w:ascii="Times New Roman" w:eastAsia="Calibri" w:hAnsi="Times New Roman" w:cs="Times New Roman"/>
           <w:sz w:val="28"/>
+          <w:lang w:val="vi-VN"/>
         </w:rPr>
         <w:t>:    Có</w:t>
       </w:r>
@@ -1908,6 +1918,7 @@
         <w:rPr>
           <w:rFonts w:ascii="Times New Roman" w:eastAsia="Calibri" w:hAnsi="Times New Roman" w:cs="Times New Roman"/>
           <w:sz w:val="28"/>
+          <w:lang w:val="vi-VN"/>
         </w:rPr>
         <w:tab/>
         <w:t xml:space="preserve">              Không</w:t>
@@ -1940,6 +1951,7 @@
           <w:rFonts w:ascii="Times New Roman" w:eastAsia="Times New Roman" w:hAnsi="Times New Roman" w:cs="Times New Roman"/>
           <w:sz w:val="28"/>
           <w:szCs w:val="28"/>
+          <w:lang w:val="vi-VN"/>
         </w:rPr>
       </w:pPr>
     </w:p>
@@ -1952,6 +1964,7 @@
           <w:sz w:val="28"/>
           <w:szCs w:val="28"/>
           <w:vertAlign w:val="superscript"/>
+          <w:lang w:val="vi-VN"/>
         </w:rPr>
       </w:pPr>
       <w:r>
@@ -1961,7 +1974,7 @@
           <w:kern w:val="28"/>
           <w:sz w:val="28"/>
           <w:szCs w:val="32"/>
-          <w:lang w:eastAsia="x-none"/>
+          <w:lang w:val="vi-VN" w:eastAsia="x-none"/>
         </w:rPr>
         <w:lastRenderedPageBreak/>
         <w:t xml:space="preserve">THÔNG BÁO </w:t>
@@ -1971,6 +1984,7 @@
           <w:rFonts w:ascii="Times New Roman" w:eastAsia="Calibri" w:hAnsi="Times New Roman" w:cs="Times New Roman"/>
           <w:sz w:val="28"/>
           <w:szCs w:val="28"/>
+          <w:lang w:val="vi-VN"/>
         </w:rPr>
         <w:t>THAY ĐỔI NGÀNH, NGHỀ KINH DOANH</w:t>
       </w:r>
@@ -1980,6 +1994,7 @@
           <w:sz w:val="28"/>
           <w:szCs w:val="28"/>
           <w:vertAlign w:val="superscript"/>
+          <w:lang w:val="vi-VN"/>
         </w:rPr>
         <w:footnoteReference w:customMarkFollows="1" w:id="2"/>
         <w:t>1</w:t>
@@ -1994,6 +2009,7 @@
           <w:rFonts w:ascii="Times New Roman" w:eastAsia="Calibri" w:hAnsi="Times New Roman" w:cs="Times New Roman"/>
           <w:sz w:val="28"/>
           <w:szCs w:val="28"/>
+          <w:lang w:val="vi-VN"/>
         </w:rPr>
       </w:pPr>
       <w:r>
@@ -2002,6 +2018,7 @@
           <w:b/>
           <w:sz w:val="28"/>
           <w:szCs w:val="28"/>
+          <w:lang w:val="vi-VN"/>
         </w:rPr>
         <w:t xml:space="preserve">1. Bổ sung ngành, nghề kinh doanh sau </w:t>
       </w:r>
@@ -2010,6 +2027,7 @@
           <w:rFonts w:ascii="Times New Roman" w:eastAsia="Calibri" w:hAnsi="Times New Roman" w:cs="Times New Roman"/>
           <w:sz w:val="28"/>
           <w:szCs w:val="28"/>
+          <w:lang w:val="vi-VN"/>
         </w:rPr>
         <w:t>(</w:t>
       </w:r>
@@ -2019,6 +2037,7 @@
           <w:i/>
           <w:sz w:val="28"/>
           <w:szCs w:val="28"/>
+          <w:lang w:val="vi-VN"/>
         </w:rPr>
         <w:t>kê khai trong trường hợp doanh nghiệp thông báo bổ sung ngành, nghề kinh doanh vào danh sách ngành, nghề kinh doanh đã đăng ký với cơ quan đăng ký kinh doanh</w:t>
       </w:r>
@@ -2027,6 +2046,7 @@
           <w:rFonts w:ascii="Times New Roman" w:eastAsia="Calibri" w:hAnsi="Times New Roman" w:cs="Times New Roman"/>
           <w:sz w:val="28"/>
           <w:szCs w:val="28"/>
+          <w:lang w:val="vi-VN"/>
         </w:rPr>
         <w:t>):</w:t>
       </w:r>
@@ -2993,8 +3013,6 @@
               </w:rPr>
               <w:t>Chi tiết: Bán buôn đồ ngũ kim (trừ vàng miếng)</w:t>
             </w:r>
-            <w:bookmarkStart w:id="5" w:name="_GoBack"/>
-            <w:bookmarkEnd w:id="5"/>
           </w:p>
         </w:tc>
         <w:tc>
@@ -3256,8 +3274,8 @@
           <w:lang w:eastAsia="x-none"/>
         </w:rPr>
       </w:pPr>
-      <w:bookmarkStart w:id="6" w:name="_Hlk177941885"/>
-      <w:bookmarkStart w:id="7" w:name="_Hlk177941696"/>
+      <w:bookmarkStart w:id="5" w:name="_Hlk177941885"/>
+      <w:bookmarkStart w:id="6" w:name="_Hlk177941696"/>
     </w:p>
     <w:p>
       <w:pPr>
@@ -3287,8 +3305,8 @@
         </w:rPr>
       </w:pPr>
     </w:p>
+    <w:bookmarkEnd w:id="5"/>
     <w:bookmarkEnd w:id="6"/>
-    <w:bookmarkEnd w:id="7"/>
     <w:p>
       <w:pPr>
         <w:spacing w:after="240" w:line="240" w:lineRule="auto"/>
@@ -4293,7 +4311,6 @@
               <w:tc>
                 <w:tcPr>
                   <w:tcW w:w="2583" w:type="dxa"/>
-                  <w:shd w:val="clear" w:color="auto" w:fill="auto"/>
                 </w:tcPr>
                 <w:p>
                   <w:pPr>
@@ -4321,7 +4338,6 @@
               <w:tc>
                 <w:tcPr>
                   <w:tcW w:w="567" w:type="dxa"/>
-                  <w:shd w:val="clear" w:color="auto" w:fill="auto"/>
                 </w:tcPr>
                 <w:p>
                   <w:pPr>
@@ -4415,7 +4431,7 @@
                       </mc:Choice>
                       <mc:Fallback>
                         <w:pict>
-                          <v:rect w14:anchorId="18D75BAE" id="Rectangle 34" o:spid="_x0000_s1029" style="position:absolute;left:0;text-align:left;margin-left:0;margin-top:.45pt;width:22.75pt;height:18.55pt;z-index:251694080;visibility:visible;mso-wrap-style:none;mso-width-percent:0;mso-height-percent:0;mso-wrap-distance-left:9pt;mso-wrap-distance-top:0;mso-wrap-distance-right:9pt;mso-wrap-distance-bottom:0;mso-position-horizontal:center;mso-position-horizontal-relative:margin;mso-position-vertical:absolute;mso-position-vertical-relative:text;mso-width-percent:0;mso-height-percent:0;mso-width-relative:page;mso-height-relative:page;v-text-anchor:middle" o:gfxdata="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" strokeweight=".26mm">
+                          <v:rect w14:anchorId="18D75BAE" id="Rectangle 34" o:spid="_x0000_s1029" style="position:absolute;left:0;text-align:left;margin-left:0;margin-top:.45pt;width:22.75pt;height:18.55pt;z-index:251694080;visibility:visible;mso-wrap-style:none;mso-width-percent:0;mso-height-percent:0;mso-wrap-distance-left:9pt;mso-wrap-distance-top:0;mso-wrap-distance-right:9pt;mso-wrap-distance-bottom:0;mso-position-horizontal:center;mso-position-horizontal-relative:margin;mso-position-vertical:absolute;mso-position-vertical-relative:text;mso-width-percent:0;mso-height-percent:0;mso-width-relative:page;mso-height-relative:page;v-text-anchor:middle" o:gfxdata="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" strokeweight=".26mm">
                             <v:stroke endcap="square"/>
                             <v:textbox>
                               <w:txbxContent>
@@ -4565,7 +4581,6 @@
               <w:tc>
                 <w:tcPr>
                   <w:tcW w:w="2583" w:type="dxa"/>
-                  <w:shd w:val="clear" w:color="auto" w:fill="auto"/>
                 </w:tcPr>
                 <w:p>
                   <w:pPr>
@@ -4593,7 +4608,6 @@
               <w:tc>
                 <w:tcPr>
                   <w:tcW w:w="567" w:type="dxa"/>
-                  <w:shd w:val="clear" w:color="auto" w:fill="auto"/>
                 </w:tcPr>
                 <w:p>
                   <w:pPr>
@@ -5053,7 +5067,6 @@
               <w:tc>
                 <w:tcPr>
                   <w:tcW w:w="4226" w:type="dxa"/>
-                  <w:shd w:val="clear" w:color="auto" w:fill="auto"/>
                 </w:tcPr>
                 <w:p>
                   <w:pPr>
@@ -5157,7 +5170,6 @@
               <w:tc>
                 <w:tcPr>
                   <w:tcW w:w="4227" w:type="dxa"/>
-                  <w:shd w:val="clear" w:color="auto" w:fill="auto"/>
                 </w:tcPr>
                 <w:p>
                   <w:pPr>
@@ -5252,7 +5264,7 @@
                       </mc:Choice>
                       <mc:Fallback>
                         <w:pict>
-                          <v:rect w14:anchorId="553F72C9" id="Rectangle 948" o:spid="_x0000_s1030" style="position:absolute;left:0;text-align:left;margin-left:81.9pt;margin-top:3.55pt;width:20.45pt;height:18.5pt;z-index:251693056;visibility:visible;mso-wrap-style:none;mso-width-percent:0;mso-height-percent:0;mso-wrap-distance-left:9pt;mso-wrap-distance-top:0;mso-wrap-distance-right:9pt;mso-wrap-distance-bottom:0;mso-position-horizontal:absolute;mso-position-horizontal-relative:text;mso-position-vertical:absolute;mso-position-vertical-relative:text;mso-width-percent:0;mso-height-percent:0;mso-width-relative:page;mso-height-relative:page;v-text-anchor:middle" o:gfxdata="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" strokeweight=".26mm">
+                          <v:rect w14:anchorId="553F72C9" id="Rectangle 948" o:spid="_x0000_s1030" style="position:absolute;left:0;text-align:left;margin-left:81.9pt;margin-top:3.55pt;width:20.45pt;height:18.5pt;z-index:251693056;visibility:visible;mso-wrap-style:none;mso-width-percent:0;mso-height-percent:0;mso-wrap-distance-left:9pt;mso-wrap-distance-top:0;mso-wrap-distance-right:9pt;mso-wrap-distance-bottom:0;mso-position-horizontal:absolute;mso-position-horizontal-relative:text;mso-position-vertical:absolute;mso-position-vertical-relative:text;mso-width-percent:0;mso-height-percent:0;mso-width-relative:page;mso-height-relative:page;v-text-anchor:middle" o:gfxdata="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" strokeweight=".26mm">
                             <v:stroke endcap="square"/>
                             <v:textbox>
                               <w:txbxContent>
@@ -5340,7 +5352,6 @@
                 <w:tcPr>
                   <w:tcW w:w="7570" w:type="dxa"/>
                   <w:gridSpan w:val="2"/>
-                  <w:shd w:val="clear" w:color="auto" w:fill="auto"/>
                 </w:tcPr>
                 <w:p>
                   <w:pPr>
@@ -5408,7 +5419,6 @@
               <w:tc>
                 <w:tcPr>
                   <w:tcW w:w="6651" w:type="dxa"/>
-                  <w:shd w:val="clear" w:color="auto" w:fill="auto"/>
                 </w:tcPr>
                 <w:p>
                   <w:pPr>
@@ -5435,7 +5445,6 @@
               <w:tc>
                 <w:tcPr>
                   <w:tcW w:w="919" w:type="dxa"/>
-                  <w:shd w:val="clear" w:color="auto" w:fill="auto"/>
                 </w:tcPr>
                 <w:p>
                   <w:pPr>
@@ -5529,7 +5538,7 @@
                       </mc:Choice>
                       <mc:Fallback>
                         <w:pict>
-                          <v:rect w14:anchorId="2DF36AD6" id="Rectangle 93" o:spid="_x0000_s1031" style="position:absolute;left:0;text-align:left;margin-left:10.25pt;margin-top:-.5pt;width:20.45pt;height:18.5pt;z-index:251697152;visibility:visible;mso-wrap-style:none;mso-width-percent:0;mso-height-percent:0;mso-wrap-distance-left:9pt;mso-wrap-distance-top:0;mso-wrap-distance-right:9pt;mso-wrap-distance-bottom:0;mso-position-horizontal:absolute;mso-position-horizontal-relative:text;mso-position-vertical:absolute;mso-position-vertical-relative:text;mso-width-percent:0;mso-height-percent:0;mso-width-relative:page;mso-height-relative:page;v-text-anchor:middle" o:gfxdata="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" strokeweight=".26mm">
+                          <v:rect w14:anchorId="2DF36AD6" id="Rectangle 93" o:spid="_x0000_s1031" style="position:absolute;left:0;text-align:left;margin-left:10.25pt;margin-top:-.5pt;width:20.45pt;height:18.5pt;z-index:251697152;visibility:visible;mso-wrap-style:none;mso-width-percent:0;mso-height-percent:0;mso-wrap-distance-left:9pt;mso-wrap-distance-top:0;mso-wrap-distance-right:9pt;mso-wrap-distance-bottom:0;mso-position-horizontal:absolute;mso-position-horizontal-relative:text;mso-position-vertical:absolute;mso-position-vertical-relative:text;mso-width-percent:0;mso-height-percent:0;mso-width-relative:page;mso-height-relative:page;v-text-anchor:middle" o:gfxdata="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" strokeweight=".26mm">
                             <v:stroke endcap="square"/>
                             <v:textbox>
                               <w:txbxContent>
@@ -5555,7 +5564,6 @@
               <w:tc>
                 <w:tcPr>
                   <w:tcW w:w="6651" w:type="dxa"/>
-                  <w:shd w:val="clear" w:color="auto" w:fill="auto"/>
                 </w:tcPr>
                 <w:p>
                   <w:pPr>
@@ -5582,7 +5590,6 @@
               <w:tc>
                 <w:tcPr>
                   <w:tcW w:w="919" w:type="dxa"/>
-                  <w:shd w:val="clear" w:color="auto" w:fill="auto"/>
                 </w:tcPr>
                 <w:p>
                   <w:pPr>
@@ -5678,7 +5685,6 @@
               <w:tc>
                 <w:tcPr>
                   <w:tcW w:w="6651" w:type="dxa"/>
-                  <w:shd w:val="clear" w:color="auto" w:fill="auto"/>
                 </w:tcPr>
                 <w:p>
                   <w:pPr>
@@ -5705,7 +5711,6 @@
               <w:tc>
                 <w:tcPr>
                   <w:tcW w:w="919" w:type="dxa"/>
-                  <w:shd w:val="clear" w:color="auto" w:fill="auto"/>
                 </w:tcPr>
                 <w:p>
                   <w:pPr>
@@ -5801,7 +5806,6 @@
               <w:tc>
                 <w:tcPr>
                   <w:tcW w:w="6651" w:type="dxa"/>
-                  <w:shd w:val="clear" w:color="auto" w:fill="auto"/>
                 </w:tcPr>
                 <w:p>
                   <w:pPr>
@@ -5828,7 +5832,6 @@
               <w:tc>
                 <w:tcPr>
                   <w:tcW w:w="919" w:type="dxa"/>
-                  <w:shd w:val="clear" w:color="auto" w:fill="auto"/>
                 </w:tcPr>
                 <w:p>
                   <w:pPr>
@@ -5936,6 +5939,333 @@
     </w:tbl>
     <w:p>
       <w:pPr>
+        <w:spacing w:after="0" w:line="240" w:lineRule="auto"/>
+        <w:ind w:left="-142" w:right="-142"/>
+        <w:jc w:val="center"/>
+        <w:rPr>
+          <w:rFonts w:ascii="Times New Roman" w:eastAsia="Calibri" w:hAnsi="Times New Roman" w:cs="Times New Roman"/>
+          <w:sz w:val="28"/>
+          <w:szCs w:val="28"/>
+        </w:rPr>
+      </w:pPr>
+      <w:r>
+        <w:rPr>
+          <w:rFonts w:ascii="Times New Roman" w:eastAsia="Calibri" w:hAnsi="Times New Roman" w:cs="Times New Roman"/>
+          <w:b/>
+          <w:bCs/>
+          <w:kern w:val="28"/>
+          <w:sz w:val="28"/>
+          <w:szCs w:val="32"/>
+          <w:lang w:eastAsia="x-none"/>
+        </w:rPr>
+        <w:br w:type="page"/>
+      </w:r>
+      <w:r>
+        <w:rPr>
+          <w:rFonts w:ascii="Times New Roman" w:eastAsia="Calibri" w:hAnsi="Times New Roman" w:cs="Times New Roman"/>
+          <w:sz w:val="28"/>
+          <w:szCs w:val="28"/>
+        </w:rPr>
+        <w:lastRenderedPageBreak/>
+        <w:t>THÔNG BÁO THAY ĐỔI THÔNG TIN VỀ CHỦ SỞ HỮU HƯỞNG LỢI CỦA DOANH NGHIỆP/THÔNG BÁO THAY ĐỔI THÔNG TIN ĐỂ XÁC ĐỊNH CHỦ SỞ HỮU HƯỞNG LỢI</w:t>
+      </w:r>
+    </w:p>
+    <w:p>
+      <w:pPr>
+        <w:spacing w:after="0" w:line="240" w:lineRule="auto"/>
+        <w:jc w:val="center"/>
+        <w:rPr>
+          <w:rFonts w:ascii="Times New Roman" w:eastAsia="Calibri" w:hAnsi="Times New Roman" w:cs="Times New Roman"/>
+          <w:sz w:val="28"/>
+          <w:szCs w:val="28"/>
+        </w:rPr>
+      </w:pPr>
+    </w:p>
+    <w:p>
+      <w:pPr>
+        <w:numPr>
+          <w:ilvl w:val="0"/>
+          <w:numId w:val="2"/>
+        </w:numPr>
+        <w:spacing w:before="120" w:after="120" w:line="300" w:lineRule="exact"/>
+        <w:ind w:firstLine="567"/>
+        <w:jc w:val="both"/>
+        <w:rPr>
+          <w:rFonts w:ascii="Times New Roman" w:eastAsia="Calibri" w:hAnsi="Times New Roman" w:cs="Times New Roman"/>
+          <w:sz w:val="28"/>
+          <w:szCs w:val="28"/>
+          <w:lang w:val="vi-VN"/>
+        </w:rPr>
+      </w:pPr>
+      <w:r>
+        <w:rPr>
+          <w:rFonts w:ascii="Times New Roman" w:eastAsia="Calibri" w:hAnsi="Times New Roman" w:cs="Times New Roman"/>
+          <w:sz w:val="28"/>
+          <w:szCs w:val="28"/>
+          <w:lang w:val="vi-VN"/>
+        </w:rPr>
+        <w:t xml:space="preserve">Trường hợp doanh nghiệp có sự thay đổi chủ sở hữu hưởng lợi của doanh nghiệp, tỷ lệ sở hữu đã kê khai với </w:t>
+      </w:r>
+      <w:r>
+        <w:rPr>
+          <w:rFonts w:ascii="Times New Roman" w:eastAsia="Calibri" w:hAnsi="Times New Roman" w:cs="Times New Roman"/>
+          <w:sz w:val="28"/>
+          <w:szCs w:val="28"/>
+        </w:rPr>
+        <w:t>C</w:t>
+      </w:r>
+      <w:r>
+        <w:rPr>
+          <w:rFonts w:ascii="Times New Roman" w:eastAsia="Calibri" w:hAnsi="Times New Roman" w:cs="Times New Roman"/>
+          <w:sz w:val="28"/>
+          <w:szCs w:val="28"/>
+          <w:lang w:val="vi-VN"/>
+        </w:rPr>
+        <w:t>ơ quan đăng ký kinh doanh cấp tỉnh theo quy định tại khoản 1 Điều 52 Nghị định số 168/2025/NĐ-CP</w:t>
+      </w:r>
+      <w:r>
+        <w:rPr>
+          <w:rFonts w:ascii="Times New Roman" w:eastAsia="Calibri" w:hAnsi="Times New Roman" w:cs="Times New Roman"/>
+          <w:sz w:val="28"/>
+          <w:szCs w:val="28"/>
+        </w:rPr>
+        <w:t xml:space="preserve"> (</w:t>
+      </w:r>
+      <w:r>
+        <w:rPr>
+          <w:rFonts w:ascii="Times New Roman" w:eastAsia="Calibri" w:hAnsi="Times New Roman" w:cs="Times New Roman"/>
+          <w:i/>
+          <w:iCs/>
+          <w:sz w:val="28"/>
+          <w:szCs w:val="28"/>
+        </w:rPr>
+        <w:t>kê khai theo Mẫu số 10 Phụ lục I ban hành kèm theo Thông tư này</w:t>
+      </w:r>
+      <w:r>
+        <w:rPr>
+          <w:rFonts w:ascii="Times New Roman" w:eastAsia="Calibri" w:hAnsi="Times New Roman" w:cs="Times New Roman"/>
+          <w:sz w:val="28"/>
+          <w:szCs w:val="28"/>
+        </w:rPr>
+        <w:t>):</w:t>
+      </w:r>
+      <w:r>
+        <w:rPr>
+          <w:rFonts w:ascii="Times New Roman" w:eastAsia="Calibri" w:hAnsi="Times New Roman" w:cs="Times New Roman"/>
+          <w:iCs/>
+          <w:sz w:val="28"/>
+          <w:szCs w:val="28"/>
+        </w:rPr>
+        <w:t xml:space="preserve"> </w:t>
+      </w:r>
+      <w:r>
+        <w:rPr>
+          <w:rFonts w:ascii="Times New Roman" w:eastAsia="Calibri" w:hAnsi="Times New Roman" w:cs="Times New Roman"/>
+          <w:iCs/>
+          <w:sz w:val="28"/>
+          <w:szCs w:val="28"/>
+        </w:rPr>
+        <w:t>Không có</w:t>
+      </w:r>
+      <w:r>
+        <w:rPr>
+          <w:rFonts w:ascii="Times New Roman" w:eastAsia="Calibri" w:hAnsi="Times New Roman" w:cs="Times New Roman"/>
+          <w:iCs/>
+          <w:sz w:val="28"/>
+          <w:szCs w:val="28"/>
+        </w:rPr>
+        <w:t>.</w:t>
+      </w:r>
+    </w:p>
+    <w:p>
+      <w:pPr>
+        <w:numPr>
+          <w:ilvl w:val="0"/>
+          <w:numId w:val="2"/>
+        </w:numPr>
+        <w:spacing w:before="120" w:after="120" w:line="300" w:lineRule="exact"/>
+        <w:ind w:firstLine="567"/>
+        <w:jc w:val="both"/>
+        <w:rPr>
+          <w:rFonts w:ascii="Times New Roman" w:eastAsia="Calibri" w:hAnsi="Times New Roman" w:cs="Times New Roman"/>
+          <w:sz w:val="28"/>
+          <w:szCs w:val="28"/>
+          <w:lang w:val="vi-VN"/>
+        </w:rPr>
+      </w:pPr>
+      <w:r>
+        <w:rPr>
+          <w:rFonts w:ascii="Times New Roman" w:eastAsia="Calibri" w:hAnsi="Times New Roman" w:cs="Times New Roman"/>
+          <w:sz w:val="28"/>
+          <w:szCs w:val="28"/>
+          <w:lang w:val="vi-VN"/>
+        </w:rPr>
+        <w:t>Trường hợp công ty cổ phần có sự thay đổi cổ đông là tổ chức sở hữu từ 25% tổng số cổ phần có quyền biểu quyết trở lên hoặc thay đổi tỷ lệ sở hữu tổng số cổ phần có quyền biểu quyết theo quy định tại khoản 2 Điều 52 Nghị định số 168/2025/NĐ-CP (</w:t>
+      </w:r>
+      <w:r>
+        <w:rPr>
+          <w:rFonts w:ascii="Times New Roman" w:eastAsia="Calibri" w:hAnsi="Times New Roman" w:cs="Times New Roman"/>
+          <w:i/>
+          <w:iCs/>
+          <w:sz w:val="28"/>
+          <w:szCs w:val="28"/>
+          <w:lang w:val="vi-VN"/>
+        </w:rPr>
+        <w:t>kê khai theo Mẫu số 11 Phụ lục I ban hành kèm theo Thông tư này</w:t>
+      </w:r>
+      <w:r>
+        <w:rPr>
+          <w:rFonts w:ascii="Times New Roman" w:eastAsia="Calibri" w:hAnsi="Times New Roman" w:cs="Times New Roman"/>
+          <w:sz w:val="28"/>
+          <w:szCs w:val="28"/>
+          <w:lang w:val="vi-VN"/>
+        </w:rPr>
+        <w:t>):</w:t>
+      </w:r>
+      <w:r>
+        <w:rPr>
+          <w:rFonts w:ascii="Times New Roman" w:eastAsia="Calibri" w:hAnsi="Times New Roman" w:cs="Times New Roman"/>
+          <w:iCs/>
+          <w:sz w:val="28"/>
+          <w:szCs w:val="28"/>
+          <w:lang w:val="vi-VN"/>
+        </w:rPr>
+        <w:t xml:space="preserve"> Không có.</w:t>
+      </w:r>
+    </w:p>
+    <w:p>
+      <w:pPr>
+        <w:numPr>
+          <w:ilvl w:val="0"/>
+          <w:numId w:val="2"/>
+        </w:numPr>
+        <w:spacing w:before="120" w:after="120" w:line="300" w:lineRule="exact"/>
+        <w:ind w:firstLine="567"/>
+        <w:jc w:val="both"/>
+        <w:rPr>
+          <w:rFonts w:ascii="Times New Roman" w:eastAsia="Calibri" w:hAnsi="Times New Roman" w:cs="Times New Roman"/>
+          <w:sz w:val="28"/>
+          <w:szCs w:val="28"/>
+          <w:lang w:val="vi-VN"/>
+        </w:rPr>
+      </w:pPr>
+      <w:r>
+        <w:rPr>
+          <w:rFonts w:ascii="Times New Roman" w:eastAsia="Calibri" w:hAnsi="Times New Roman" w:cs="Times New Roman"/>
+          <w:sz w:val="28"/>
+          <w:szCs w:val="28"/>
+          <w:lang w:val="vi-VN"/>
+        </w:rPr>
+        <w:t>Đối với doanh nghiệp được thành lập trước ngày 01/7/2025, trường hợp doanh nghiệp có thông tin về chủ sở hữu hưởng lợi của doanh nghiệp theo quy định tại khoản 1, khoản 2 Điều 18 Nghị định số 168/2025/NĐ-CP, doanh nghiệp bổ sung thông tin về chủ sở hữu hưởng lợi của doanh nghiệp theo quy định tại khoản 1 Điều 3 Luật số 76/2025/QH15 ngày 17/6/2025 sửa đổi, bổ sung một số điều của Luật Doanh nghiệp (</w:t>
+      </w:r>
+      <w:r>
+        <w:rPr>
+          <w:rFonts w:ascii="Times New Roman" w:eastAsia="Calibri" w:hAnsi="Times New Roman" w:cs="Times New Roman"/>
+          <w:i/>
+          <w:iCs/>
+          <w:sz w:val="28"/>
+          <w:szCs w:val="28"/>
+          <w:lang w:val="vi-VN"/>
+        </w:rPr>
+        <w:t xml:space="preserve">kê khai </w:t>
+      </w:r>
+      <w:r>
+        <w:rPr>
+          <w:rFonts w:ascii="Times New Roman" w:eastAsia="Calibri" w:hAnsi="Times New Roman" w:cs="Times New Roman"/>
+          <w:i/>
+          <w:sz w:val="28"/>
+          <w:szCs w:val="28"/>
+          <w:lang w:val="vi-VN"/>
+        </w:rPr>
+        <w:t>theo Mẫu số 10 Phụ lục I ban hành kèm theo Thông tư này</w:t>
+      </w:r>
+      <w:r>
+        <w:rPr>
+          <w:rFonts w:ascii="Times New Roman" w:eastAsia="Calibri" w:hAnsi="Times New Roman" w:cs="Times New Roman"/>
+          <w:iCs/>
+          <w:sz w:val="28"/>
+          <w:szCs w:val="28"/>
+          <w:lang w:val="vi-VN"/>
+        </w:rPr>
+        <w:t xml:space="preserve">): </w:t>
+      </w:r>
+      <w:r>
+        <w:rPr>
+          <w:rFonts w:ascii="Times New Roman" w:eastAsia="Calibri" w:hAnsi="Times New Roman" w:cs="Times New Roman"/>
+          <w:iCs/>
+          <w:sz w:val="28"/>
+          <w:szCs w:val="28"/>
+          <w:lang w:val="vi-VN"/>
+        </w:rPr>
+        <w:t>Gởi k</w:t>
+      </w:r>
+      <w:r>
+        <w:rPr>
+          <w:rFonts w:ascii="Times New Roman" w:eastAsia="Calibri" w:hAnsi="Times New Roman" w:cs="Times New Roman"/>
+          <w:iCs/>
+          <w:sz w:val="28"/>
+          <w:szCs w:val="28"/>
+        </w:rPr>
+        <w:t>èm</w:t>
+      </w:r>
+      <w:r>
+        <w:rPr>
+          <w:rFonts w:ascii="Times New Roman" w:eastAsia="Calibri" w:hAnsi="Times New Roman" w:cs="Times New Roman"/>
+          <w:sz w:val="28"/>
+          <w:szCs w:val="28"/>
+          <w:lang w:val="vi-VN"/>
+        </w:rPr>
+        <w:t>.</w:t>
+      </w:r>
+    </w:p>
+    <w:p>
+      <w:pPr>
+        <w:numPr>
+          <w:ilvl w:val="0"/>
+          <w:numId w:val="2"/>
+        </w:numPr>
+        <w:spacing w:before="120" w:after="120" w:line="300" w:lineRule="exact"/>
+        <w:ind w:firstLine="567"/>
+        <w:jc w:val="both"/>
+        <w:rPr>
+          <w:rFonts w:ascii="Times New Roman" w:eastAsia="Calibri" w:hAnsi="Times New Roman" w:cs="Times New Roman"/>
+          <w:sz w:val="28"/>
+          <w:szCs w:val="28"/>
+          <w:lang w:val="vi-VN"/>
+        </w:rPr>
+      </w:pPr>
+      <w:r>
+        <w:rPr>
+          <w:rFonts w:ascii="Times New Roman" w:eastAsia="Calibri" w:hAnsi="Times New Roman" w:cs="Times New Roman"/>
+          <w:sz w:val="28"/>
+          <w:szCs w:val="28"/>
+          <w:lang w:val="vi-VN"/>
+        </w:rPr>
+        <w:t>Đối với công ty cổ phần được đăng ký thành lập trước ngày 01/7/2025, trường hợp công ty cổ phần có thông tin để xác định chủ sở hữu hưởng lợi của doanh nghiệp theo quy định tại khoản 3 Điều 18 Nghị định số 168/2025/NĐ-CP, công ty cổ phần bổ sung thông tin để xác định chủ sở hữu hưởng lợi của doanh nghiệp theo quy định tại khoản 1 Điều 3 Luật số 76/2025/QH15 ngày 17/6/2025 sửa đổi, bổ sung một số điều của Luật Doanh nghiệp (</w:t>
+      </w:r>
+      <w:r>
+        <w:rPr>
+          <w:rFonts w:ascii="Times New Roman" w:eastAsia="Calibri" w:hAnsi="Times New Roman" w:cs="Times New Roman"/>
+          <w:i/>
+          <w:iCs/>
+          <w:sz w:val="28"/>
+          <w:szCs w:val="28"/>
+          <w:lang w:val="vi-VN"/>
+        </w:rPr>
+        <w:t>kê khai theo Mẫu số 11 Phụ lục I ban hành kèm theo Thông tư này</w:t>
+      </w:r>
+      <w:r>
+        <w:rPr>
+          <w:rFonts w:ascii="Times New Roman" w:eastAsia="Calibri" w:hAnsi="Times New Roman" w:cs="Times New Roman"/>
+          <w:sz w:val="28"/>
+          <w:szCs w:val="28"/>
+          <w:lang w:val="vi-VN"/>
+        </w:rPr>
+        <w:t>): Không có.</w:t>
+      </w:r>
+    </w:p>
+    <w:p>
+      <w:pPr>
         <w:spacing w:before="60" w:after="60" w:line="240" w:lineRule="auto"/>
         <w:ind w:firstLine="709"/>
         <w:jc w:val="both"/>
@@ -5946,10 +6276,24 @@
           <w:kern w:val="28"/>
           <w:sz w:val="28"/>
           <w:szCs w:val="32"/>
-          <w:lang w:eastAsia="x-none"/>
-        </w:rPr>
-      </w:pPr>
-      <w:r>
+          <w:lang w:val="vi-VN" w:eastAsia="x-none"/>
+        </w:rPr>
+      </w:pPr>
+      <w:r>
+        <w:rPr>
+          <w:rFonts w:ascii="Times New Roman" w:eastAsia="Calibri" w:hAnsi="Times New Roman" w:cs="Times New Roman"/>
+          <w:sz w:val="20"/>
+          <w:szCs w:val="20"/>
+          <w:lang w:val="vi-VN"/>
+        </w:rPr>
+        <w:br w:type="page"/>
+      </w:r>
+    </w:p>
+    <w:p>
+      <w:pPr>
+        <w:spacing w:before="120" w:after="120" w:line="240" w:lineRule="auto"/>
+        <w:contextualSpacing/>
+        <w:jc w:val="center"/>
         <w:rPr>
           <w:rFonts w:ascii="Times New Roman" w:eastAsia="Calibri" w:hAnsi="Times New Roman" w:cs="Times New Roman"/>
           <w:b/>
@@ -5957,15 +6301,14 @@
           <w:kern w:val="28"/>
           <w:sz w:val="28"/>
           <w:szCs w:val="32"/>
-          <w:lang w:eastAsia="x-none"/>
-        </w:rPr>
-        <w:br w:type="page"/>
-      </w:r>
+          <w:lang w:val="vi-VN" w:eastAsia="x-none"/>
+        </w:rPr>
+      </w:pPr>
     </w:p>
     <w:p>
       <w:pPr>
-        <w:spacing w:before="120" w:after="120" w:line="240" w:lineRule="auto"/>
-        <w:contextualSpacing/>
+        <w:spacing w:before="180" w:after="180" w:line="240" w:lineRule="auto"/>
+        <w:ind w:left="993" w:right="850"/>
         <w:jc w:val="center"/>
         <w:rPr>
           <w:rFonts w:ascii="Times New Roman" w:eastAsia="Calibri" w:hAnsi="Times New Roman" w:cs="Times New Roman"/>
@@ -5974,23 +6317,7 @@
           <w:kern w:val="28"/>
           <w:sz w:val="28"/>
           <w:szCs w:val="32"/>
-          <w:lang w:eastAsia="x-none"/>
-        </w:rPr>
-      </w:pPr>
-    </w:p>
-    <w:p>
-      <w:pPr>
-        <w:spacing w:before="180" w:after="180" w:line="240" w:lineRule="auto"/>
-        <w:ind w:left="993" w:right="850"/>
-        <w:jc w:val="center"/>
-        <w:rPr>
-          <w:rFonts w:ascii="Times New Roman" w:eastAsia="Calibri" w:hAnsi="Times New Roman" w:cs="Times New Roman"/>
-          <w:b/>
-          <w:bCs/>
-          <w:kern w:val="28"/>
-          <w:sz w:val="28"/>
-          <w:szCs w:val="32"/>
-          <w:lang w:eastAsia="x-none"/>
+          <w:lang w:val="vi-VN" w:eastAsia="x-none"/>
         </w:rPr>
       </w:pPr>
     </w:p>
@@ -6071,6 +6398,7 @@
           <w:rFonts w:ascii="Times New Roman" w:eastAsia="MS Mincho" w:hAnsi="Times New Roman" w:cs="Times New Roman"/>
           <w:color w:val="000000"/>
           <w:sz w:val="24"/>
+          <w:lang w:val="vi-VN"/>
         </w:rPr>
       </w:pPr>
       <w:r>
@@ -6078,24 +6406,9 @@
           <w:rFonts w:ascii="Times New Roman" w:eastAsia="MS Mincho" w:hAnsi="Times New Roman" w:cs="Times New Roman"/>
           <w:color w:val="000000"/>
           <w:sz w:val="24"/>
-        </w:rPr>
-        <w:t>Cập nhật địa chỉ trụ sở</w:t>
-      </w:r>
-      <w:r>
-        <w:rPr>
-          <w:rFonts w:ascii="Times New Roman" w:eastAsia="MS Mincho" w:hAnsi="Times New Roman" w:cs="Times New Roman"/>
-          <w:color w:val="000000"/>
-          <w:sz w:val="24"/>
-        </w:rPr>
-        <w:t xml:space="preserve"> </w:t>
-      </w:r>
-      <w:r>
-        <w:rPr>
-          <w:rFonts w:ascii="Times New Roman" w:eastAsia="MS Mincho" w:hAnsi="Times New Roman" w:cs="Times New Roman"/>
-          <w:color w:val="000000"/>
-          <w:sz w:val="24"/>
-        </w:rPr>
-        <w:t xml:space="preserve"> do sáp nhập tỉnh thành: Thửa đất số 1155, Tờ bản đồ số 24, Ấp Vĩnh Trường, Phường Tân Khánh, Thành phố Hồ Chí Minh, Việt Nam</w:t>
+          <w:lang w:val="vi-VN"/>
+        </w:rPr>
+        <w:t>Cập nhật địa chỉ trụ sở  do sáp nhập tỉnh thành: Thửa đất số 1155, Tờ bản đồ số 24, Ấp Vĩnh Trường, Phường Tân Khánh, Thành phố Hồ Chí Minh, Việt Nam</w:t>
       </w:r>
     </w:p>
     <w:p>
@@ -6110,6 +6423,7 @@
           <w:rFonts w:ascii="Times New Roman" w:eastAsia="MS Mincho" w:hAnsi="Times New Roman" w:cs="Times New Roman"/>
           <w:color w:val="000000"/>
           <w:sz w:val="24"/>
+          <w:lang w:val="vi-VN"/>
         </w:rPr>
       </w:pPr>
       <w:r>
@@ -6117,6 +6431,7 @@
           <w:rFonts w:ascii="Times New Roman" w:eastAsia="MS Mincho" w:hAnsi="Times New Roman" w:cs="Times New Roman"/>
           <w:color w:val="000000"/>
           <w:sz w:val="24"/>
+          <w:lang w:val="vi-VN"/>
         </w:rPr>
         <w:t xml:space="preserve">Cập nhật địa chỉ bà </w:t>
       </w:r>
@@ -6126,6 +6441,7 @@
           <w:b/>
           <w:color w:val="000000"/>
           <w:sz w:val="24"/>
+          <w:lang w:val="vi-VN"/>
         </w:rPr>
         <w:t>CAO THỊ MỸ LOAN:</w:t>
       </w:r>
@@ -6134,6 +6450,7 @@
           <w:rFonts w:ascii="Times New Roman" w:eastAsia="MS Mincho" w:hAnsi="Times New Roman" w:cs="Times New Roman"/>
           <w:color w:val="000000"/>
           <w:sz w:val="24"/>
+          <w:lang w:val="vi-VN"/>
         </w:rPr>
         <w:t xml:space="preserve"> 39/35/1/20 Đường Phú Thọ, Phường Minh Phụng, Thành phố Hồ Chí Minh, Việt Nam</w:t>
       </w:r>
@@ -6151,7 +6468,7 @@
           <w:kern w:val="28"/>
           <w:sz w:val="28"/>
           <w:szCs w:val="32"/>
-          <w:lang w:eastAsia="x-none"/>
+          <w:lang w:val="vi-VN" w:eastAsia="x-none"/>
         </w:rPr>
       </w:pPr>
     </w:p>
@@ -6373,6 +6690,7 @@
           <w:i/>
           <w:sz w:val="28"/>
           <w:szCs w:val="28"/>
+          <w:lang w:val="nl-NL"/>
         </w:rPr>
       </w:pPr>
       <w:r>
@@ -6383,7 +6701,7 @@
           <w:kern w:val="28"/>
           <w:sz w:val="28"/>
           <w:szCs w:val="32"/>
-          <w:lang w:eastAsia="x-none"/>
+          <w:lang w:val="nl-NL" w:eastAsia="x-none"/>
         </w:rPr>
         <w:br w:type="page"/>
       </w:r>
@@ -6468,7 +6786,7 @@
           </mc:Choice>
           <mc:Fallback>
             <w:pict>
-              <v:rect w14:anchorId="31F8866D" id="Rectangle 577" o:spid="_x0000_s1032" style="position:absolute;left:0;text-align:left;margin-left:7.2pt;margin-top:-.55pt;width:19.05pt;height:16.95pt;z-index:251662336;visibility:visible;mso-wrap-style:square;mso-width-percent:0;mso-height-percent:0;mso-wrap-distance-left:9pt;mso-wrap-distance-top:0;mso-wrap-distance-right:9pt;mso-wrap-distance-bottom:0;mso-position-horizontal:absolute;mso-position-horizontal-relative:text;mso-position-vertical:absolute;mso-position-vertical-relative:text;mso-width-percent:0;mso-height-percent:0;mso-width-relative:page;mso-height-relative:page;v-text-anchor:top" o:gfxdata="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">
+              <v:rect w14:anchorId="31F8866D" id="Rectangle 577" o:spid="_x0000_s1032" style="position:absolute;left:0;text-align:left;margin-left:7.2pt;margin-top:-.55pt;width:19.05pt;height:16.95pt;z-index:251662336;visibility:visible;mso-wrap-style:square;mso-width-percent:0;mso-height-percent:0;mso-wrap-distance-left:9pt;mso-wrap-distance-top:0;mso-wrap-distance-right:9pt;mso-wrap-distance-bottom:0;mso-position-horizontal:absolute;mso-position-horizontal-relative:text;mso-position-vertical:absolute;mso-position-vertical-relative:text;mso-width-percent:0;mso-height-percent:0;mso-width-relative:page;mso-height-relative:page;v-text-anchor:top" o:gfxdata="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">
                 <v:textbox>
                   <w:txbxContent>
                     <w:p>
@@ -6491,6 +6809,7 @@
           <w:rFonts w:ascii="Times New Roman" w:eastAsia="Times New Roman" w:hAnsi="Times New Roman" w:cs="Times New Roman"/>
           <w:sz w:val="28"/>
           <w:szCs w:val="28"/>
+          <w:lang w:val="nl-NL"/>
         </w:rPr>
         <w:t>Đề nghị Quý Cơ quan cấp Giấy xác nhận thay đổi nội dung đăng ký doanh nghiệp cho doanh nghiệp đối với các thông tin thay đổi nêu trên. (</w:t>
       </w:r>
@@ -6500,6 +6819,7 @@
           <w:i/>
           <w:sz w:val="28"/>
           <w:szCs w:val="28"/>
+          <w:lang w:val="nl-NL"/>
         </w:rPr>
         <w:t>Đánh dấu X vào ô vuông nếu doanh nghiệp có nhu cầu được cấp Giấy xác nhận thay đổi nội dung đăng ký doanh nghiệp</w:t>
       </w:r>
@@ -6508,6 +6828,7 @@
           <w:rFonts w:ascii="Times New Roman" w:eastAsia="Times New Roman" w:hAnsi="Times New Roman" w:cs="Times New Roman"/>
           <w:sz w:val="28"/>
           <w:szCs w:val="28"/>
+          <w:lang w:val="nl-NL"/>
         </w:rPr>
         <w:t>)</w:t>
       </w:r>
@@ -6517,6 +6838,7 @@
           <w:i/>
           <w:sz w:val="28"/>
           <w:szCs w:val="28"/>
+          <w:lang w:val="nl-NL"/>
         </w:rPr>
         <w:t>.</w:t>
       </w:r>
@@ -6531,7 +6853,7 @@
           <w:rFonts w:ascii="Times New Roman" w:eastAsia="Times New Roman" w:hAnsi="Times New Roman" w:cs="Times New Roman"/>
           <w:sz w:val="28"/>
           <w:szCs w:val="28"/>
-          <w:lang w:eastAsia="zh-CN"/>
+          <w:lang w:val="nl-NL" w:eastAsia="zh-CN"/>
         </w:rPr>
       </w:pPr>
       <w:r>
@@ -6539,7 +6861,7 @@
           <w:rFonts w:ascii="Times New Roman" w:eastAsia="Times New Roman" w:hAnsi="Times New Roman" w:cs="Times New Roman"/>
           <w:sz w:val="28"/>
           <w:szCs w:val="28"/>
-          <w:lang w:eastAsia="zh-CN"/>
+          <w:lang w:val="nl-NL" w:eastAsia="zh-CN"/>
         </w:rPr>
         <w:t>Trường hợp hồ sơ đăng ký doanh nghiệp hợp lệ, đề nghị Quý Cơ quan đăng công bố nội dung đăng ký doanh nghiệp trên Cổng thông tin quốc gia về đăng ký doanh nghiệp.</w:t>
       </w:r>
@@ -6553,6 +6875,7 @@
           <w:rFonts w:ascii="Times New Roman" w:eastAsia="Times New Roman" w:hAnsi="Times New Roman" w:cs="Times New Roman"/>
           <w:sz w:val="28"/>
           <w:szCs w:val="28"/>
+          <w:lang w:val="nl-NL"/>
         </w:rPr>
       </w:pPr>
       <w:r>
@@ -6560,6 +6883,7 @@
           <w:rFonts w:ascii="Times New Roman" w:eastAsia="Times New Roman" w:hAnsi="Times New Roman" w:cs="Times New Roman"/>
           <w:sz w:val="28"/>
           <w:szCs w:val="28"/>
+          <w:lang w:val="nl-NL"/>
         </w:rPr>
         <w:t>Doanh nghiệp cam kết hoàn toàn chịu trách nhiệm trước pháp luật về tính hợp pháp, chính xác và trung thực của nội dung Thông báo này.</w:t>
       </w:r>
@@ -6574,6 +6898,7 @@
           <w:spacing w:val="-4"/>
           <w:sz w:val="28"/>
           <w:szCs w:val="28"/>
+          <w:lang w:val="nl-NL"/>
         </w:rPr>
       </w:pPr>
       <w:r>
@@ -6582,6 +6907,7 @@
           <w:spacing w:val="-4"/>
           <w:sz w:val="28"/>
           <w:szCs w:val="28"/>
+          <w:lang w:val="nl-NL"/>
         </w:rPr>
         <w:t>Người ký tại Thông báo này cam kết là người có quyền và nghĩa vụ thực hiện thủ tục đăng ký doanh nghiệp theo quy định của pháp luật và Điều lệ công ty.</w:t>
       </w:r>
@@ -6613,6 +6939,7 @@
                 <w:rFonts w:ascii="Times New Roman" w:eastAsia="Times New Roman" w:hAnsi="Times New Roman" w:cs="Times New Roman"/>
                 <w:sz w:val="26"/>
                 <w:szCs w:val="26"/>
+                <w:lang w:val="nl-NL"/>
               </w:rPr>
             </w:pPr>
           </w:p>
@@ -6624,6 +6951,7 @@
                 <w:rFonts w:ascii="Times New Roman" w:eastAsia="Times New Roman" w:hAnsi="Times New Roman" w:cs="Times New Roman"/>
                 <w:sz w:val="26"/>
                 <w:szCs w:val="26"/>
+                <w:lang w:val="nl-NL"/>
               </w:rPr>
             </w:pPr>
           </w:p>
@@ -6642,6 +6970,7 @@
                 <w:spacing w:val="-10"/>
                 <w:sz w:val="26"/>
                 <w:szCs w:val="26"/>
+                <w:lang w:val="nl-NL"/>
               </w:rPr>
             </w:pPr>
             <w:r>
@@ -6651,6 +6980,7 @@
                 <w:spacing w:val="-10"/>
                 <w:sz w:val="26"/>
                 <w:szCs w:val="26"/>
+                <w:lang w:val="nl-NL"/>
               </w:rPr>
               <w:t>NG</w:t>
             </w:r>
@@ -6661,6 +6991,7 @@
                 <w:spacing w:val="-10"/>
                 <w:sz w:val="26"/>
                 <w:szCs w:val="26"/>
+                <w:lang w:val="nl-NL"/>
               </w:rPr>
               <w:t>Ư</w:t>
             </w:r>
@@ -6671,6 +7002,7 @@
                 <w:spacing w:val="-10"/>
                 <w:sz w:val="26"/>
                 <w:szCs w:val="26"/>
+                <w:lang w:val="nl-NL"/>
               </w:rPr>
               <w:t xml:space="preserve">ỜI </w:t>
             </w:r>
@@ -6681,6 +7013,7 @@
                 <w:spacing w:val="-10"/>
                 <w:sz w:val="26"/>
                 <w:szCs w:val="26"/>
+                <w:lang w:val="nl-NL"/>
               </w:rPr>
               <w:t>Đ</w:t>
             </w:r>
@@ -6691,6 +7024,7 @@
                 <w:spacing w:val="-10"/>
                 <w:sz w:val="26"/>
                 <w:szCs w:val="26"/>
+                <w:lang w:val="nl-NL"/>
               </w:rPr>
               <w:t>ẠI DIỆN THEO PH</w:t>
             </w:r>
@@ -6701,6 +7035,7 @@
                 <w:spacing w:val="-10"/>
                 <w:sz w:val="26"/>
                 <w:szCs w:val="26"/>
+                <w:lang w:val="nl-NL"/>
               </w:rPr>
               <w:t>Á</w:t>
             </w:r>
@@ -6711,6 +7046,7 @@
                 <w:spacing w:val="-10"/>
                 <w:sz w:val="26"/>
                 <w:szCs w:val="26"/>
+                <w:lang w:val="nl-NL"/>
               </w:rPr>
               <w:t>P LUẬT/</w:t>
             </w:r>
@@ -6724,6 +7060,7 @@
                 <w:b/>
                 <w:sz w:val="26"/>
                 <w:szCs w:val="26"/>
+                <w:lang w:val="nl-NL"/>
               </w:rPr>
             </w:pPr>
             <w:r>
@@ -6733,6 +7070,7 @@
                 <w:spacing w:val="-10"/>
                 <w:sz w:val="26"/>
                 <w:szCs w:val="26"/>
+                <w:lang w:val="nl-NL"/>
               </w:rPr>
               <w:t>CHỦ TỊCH C</w:t>
             </w:r>
@@ -6743,6 +7081,7 @@
                 <w:spacing w:val="-10"/>
                 <w:sz w:val="26"/>
                 <w:szCs w:val="26"/>
+                <w:lang w:val="nl-NL"/>
               </w:rPr>
               <w:t>Ô</w:t>
             </w:r>
@@ -6753,6 +7092,7 @@
                 <w:spacing w:val="-10"/>
                 <w:sz w:val="26"/>
                 <w:szCs w:val="26"/>
+                <w:lang w:val="nl-NL"/>
               </w:rPr>
               <w:t xml:space="preserve">NG TY/CHỦ TỊCH HỘI </w:t>
             </w:r>
@@ -6763,6 +7103,7 @@
                 <w:spacing w:val="-10"/>
                 <w:sz w:val="26"/>
                 <w:szCs w:val="26"/>
+                <w:lang w:val="nl-NL"/>
               </w:rPr>
               <w:t>Đ</w:t>
             </w:r>
@@ -6773,6 +7114,7 @@
                 <w:spacing w:val="-10"/>
                 <w:sz w:val="26"/>
                 <w:szCs w:val="26"/>
+                <w:lang w:val="nl-NL"/>
               </w:rPr>
               <w:t>ỒNG TH</w:t>
             </w:r>
@@ -6783,6 +7125,7 @@
                 <w:spacing w:val="-10"/>
                 <w:sz w:val="26"/>
                 <w:szCs w:val="26"/>
+                <w:lang w:val="nl-NL"/>
               </w:rPr>
               <w:t>À</w:t>
             </w:r>
@@ -6793,6 +7136,7 @@
                 <w:spacing w:val="-10"/>
                 <w:sz w:val="26"/>
                 <w:szCs w:val="26"/>
+                <w:lang w:val="nl-NL"/>
               </w:rPr>
               <w:t>NH VI</w:t>
             </w:r>
@@ -6803,6 +7147,7 @@
                 <w:spacing w:val="-10"/>
                 <w:sz w:val="26"/>
                 <w:szCs w:val="26"/>
+                <w:lang w:val="nl-NL"/>
               </w:rPr>
               <w:t>Ê</w:t>
             </w:r>
@@ -6813,6 +7158,7 @@
                 <w:spacing w:val="-10"/>
                 <w:sz w:val="26"/>
                 <w:szCs w:val="26"/>
+                <w:lang w:val="nl-NL"/>
               </w:rPr>
               <w:t xml:space="preserve">N/CHỦ TỊCH HỘI </w:t>
             </w:r>
@@ -6823,6 +7169,7 @@
                 <w:spacing w:val="-10"/>
                 <w:sz w:val="26"/>
                 <w:szCs w:val="26"/>
+                <w:lang w:val="nl-NL"/>
               </w:rPr>
               <w:t>Đ</w:t>
             </w:r>
@@ -6833,6 +7180,7 @@
                 <w:spacing w:val="-10"/>
                 <w:sz w:val="26"/>
                 <w:szCs w:val="26"/>
+                <w:lang w:val="nl-NL"/>
               </w:rPr>
               <w:t>ỒNG QUẢN TRỊ/</w:t>
             </w:r>
@@ -6843,6 +7191,7 @@
                 <w:spacing w:val="-10"/>
                 <w:sz w:val="26"/>
                 <w:szCs w:val="26"/>
+                <w:lang w:val="nl-NL"/>
               </w:rPr>
               <w:br/>
               <w:t>NGƯỜI ĐƯỢC ỦY QUYỀN/NGƯỜI ĐẠI DIỆN</w:t>
@@ -6856,6 +7205,7 @@
                 <w:rFonts w:ascii="Times New Roman" w:eastAsia="Times New Roman" w:hAnsi="Times New Roman" w:cs="Times New Roman"/>
                 <w:sz w:val="26"/>
                 <w:szCs w:val="26"/>
+                <w:lang w:val="nl-NL"/>
               </w:rPr>
             </w:pPr>
             <w:r>
@@ -6863,6 +7213,7 @@
                 <w:rFonts w:ascii="Times New Roman" w:eastAsia="Times New Roman" w:hAnsi="Times New Roman" w:cs="Times New Roman"/>
                 <w:sz w:val="26"/>
                 <w:szCs w:val="26"/>
+                <w:lang w:val="nl-NL"/>
               </w:rPr>
               <w:t>(</w:t>
             </w:r>
@@ -6872,6 +7223,7 @@
                 <w:i/>
                 <w:sz w:val="26"/>
                 <w:szCs w:val="26"/>
+                <w:lang w:val="nl-NL"/>
               </w:rPr>
               <w:t>Ký và ghi họ tên)</w:t>
             </w:r>
@@ -6882,6 +7234,7 @@
                 <w:sz w:val="26"/>
                 <w:szCs w:val="26"/>
                 <w:vertAlign w:val="superscript"/>
+                <w:lang w:val="nl-NL"/>
               </w:rPr>
               <w:footnoteReference w:customMarkFollows="1" w:id="8"/>
               <w:t>1</w:t>
@@ -6892,6 +7245,7 @@
                 <w:sz w:val="26"/>
                 <w:szCs w:val="26"/>
                 <w:vertAlign w:val="superscript"/>
+                <w:lang w:val="nl-NL"/>
               </w:rPr>
               <w:t xml:space="preserve"> </w:t>
             </w:r>
@@ -6905,6 +7259,7 @@
                 <w:rFonts w:ascii="Times New Roman" w:eastAsia="Times New Roman" w:hAnsi="Times New Roman" w:cs="Times New Roman"/>
                 <w:sz w:val="26"/>
                 <w:szCs w:val="26"/>
+                <w:lang w:val="nl-NL"/>
               </w:rPr>
             </w:pPr>
           </w:p>
@@ -6917,6 +7272,7 @@
                 <w:rFonts w:ascii="Times New Roman" w:eastAsia="Times New Roman" w:hAnsi="Times New Roman" w:cs="Times New Roman"/>
                 <w:sz w:val="26"/>
                 <w:szCs w:val="26"/>
+                <w:lang w:val="nl-NL"/>
               </w:rPr>
             </w:pPr>
           </w:p>
@@ -6929,6 +7285,7 @@
                 <w:rFonts w:ascii="Times New Roman" w:eastAsia="Times New Roman" w:hAnsi="Times New Roman" w:cs="Times New Roman"/>
                 <w:sz w:val="26"/>
                 <w:szCs w:val="26"/>
+                <w:lang w:val="nl-NL"/>
               </w:rPr>
             </w:pPr>
           </w:p>
@@ -6941,6 +7298,7 @@
                 <w:rFonts w:ascii="Times New Roman" w:eastAsia="Times New Roman" w:hAnsi="Times New Roman" w:cs="Times New Roman"/>
                 <w:sz w:val="26"/>
                 <w:szCs w:val="26"/>
+                <w:lang w:val="nl-NL"/>
               </w:rPr>
             </w:pPr>
           </w:p>
@@ -6953,6 +7311,7 @@
                 <w:rFonts w:ascii="Times New Roman" w:eastAsia="Times New Roman" w:hAnsi="Times New Roman" w:cs="Times New Roman"/>
                 <w:sz w:val="26"/>
                 <w:szCs w:val="26"/>
+                <w:lang w:val="nl-NL"/>
               </w:rPr>
             </w:pPr>
           </w:p>
@@ -6965,6 +7324,7 @@
                 <w:rFonts w:ascii="Times New Roman" w:eastAsia="Times New Roman" w:hAnsi="Times New Roman" w:cs="Times New Roman"/>
                 <w:sz w:val="26"/>
                 <w:szCs w:val="26"/>
+                <w:lang w:val="nl-NL"/>
               </w:rPr>
             </w:pPr>
           </w:p>
@@ -6977,6 +7337,7 @@
                 <w:rFonts w:ascii="Times New Roman" w:eastAsia="Times New Roman" w:hAnsi="Times New Roman" w:cs="Times New Roman"/>
                 <w:sz w:val="26"/>
                 <w:szCs w:val="26"/>
+                <w:lang w:val="nl-NL"/>
               </w:rPr>
             </w:pPr>
           </w:p>
@@ -6988,30 +7349,57 @@
         <w:spacing w:after="0" w:line="240" w:lineRule="auto"/>
       </w:pPr>
       <w:r>
+        <w:rPr>
+          <w:lang w:val="nl-NL"/>
+        </w:rPr>
         <w:tab/>
       </w:r>
       <w:r>
+        <w:rPr>
+          <w:lang w:val="nl-NL"/>
+        </w:rPr>
         <w:tab/>
       </w:r>
       <w:r>
+        <w:rPr>
+          <w:lang w:val="nl-NL"/>
+        </w:rPr>
         <w:tab/>
       </w:r>
       <w:r>
+        <w:rPr>
+          <w:lang w:val="nl-NL"/>
+        </w:rPr>
         <w:tab/>
       </w:r>
       <w:r>
+        <w:rPr>
+          <w:lang w:val="nl-NL"/>
+        </w:rPr>
         <w:tab/>
       </w:r>
       <w:r>
+        <w:rPr>
+          <w:lang w:val="nl-NL"/>
+        </w:rPr>
         <w:tab/>
       </w:r>
       <w:r>
+        <w:rPr>
+          <w:lang w:val="nl-NL"/>
+        </w:rPr>
         <w:t xml:space="preserve"> </w:t>
       </w:r>
       <w:r>
+        <w:rPr>
+          <w:lang w:val="nl-NL"/>
+        </w:rPr>
         <w:tab/>
       </w:r>
       <w:r>
+        <w:rPr>
+          <w:lang w:val="nl-NL"/>
+        </w:rPr>
         <w:t xml:space="preserve">          </w:t>
       </w:r>
       <w:r>
@@ -7038,7 +7426,7 @@
 </file>
 
 <file path=word/endnotes.xml><?xml version="1.0" encoding="utf-8"?>
-<w:endnotes xmlns:wpc="http://schemas.microsoft.com/office/word/2010/wordprocessingCanvas" xmlns:cx="http://schemas.microsoft.com/office/drawing/2014/chartex" xmlns:cx1="http://schemas.microsoft.com/office/drawing/2015/9/8/chartex" xmlns:mc="http://schemas.openxmlformats.org/markup-compatibility/2006" xmlns:o="urn:schemas-microsoft-com:office:office" xmlns:r="http://schemas.openxmlformats.org/officeDocument/2006/relationships" xmlns:m="http://schemas.openxmlformats.org/officeDocument/2006/math" xmlns:v="urn:schemas-microsoft-com:vml" xmlns:wp14="http://schemas.microsoft.com/office/word/2010/wordprocessingDrawing" xmlns:wp="http://schemas.openxmlformats.org/drawingml/2006/wordprocessingDrawing" xmlns:w10="urn:schemas-microsoft-com:office:word" xmlns:w="http://schemas.openxmlformats.org/wordprocessingml/2006/main" xmlns:w14="http://schemas.microsoft.com/office/word/2010/wordml" xmlns:w15="http://schemas.microsoft.com/office/word/2012/wordml" xmlns:w16se="http://schemas.microsoft.com/office/word/2015/wordml/symex" xmlns:wpg="http://schemas.microsoft.com/office/word/2010/wordprocessingGroup" xmlns:wpi="http://schemas.microsoft.com/office/word/2010/wordprocessingInk" xmlns:wne="http://schemas.microsoft.com/office/word/2006/wordml" xmlns:wps="http://schemas.microsoft.com/office/word/2010/wordprocessingShape" mc:Ignorable="w14 w15 w16se wp14">
+<w:endnotes xmlns:wpc="http://schemas.microsoft.com/office/word/2010/wordprocessingCanvas" xmlns:cx="http://schemas.microsoft.com/office/drawing/2014/chartex" xmlns:cx1="http://schemas.microsoft.com/office/drawing/2015/9/8/chartex" xmlns:cx2="http://schemas.microsoft.com/office/drawing/2015/10/21/chartex" xmlns:cx3="http://schemas.microsoft.com/office/drawing/2016/5/9/chartex" xmlns:cx4="http://schemas.microsoft.com/office/drawing/2016/5/10/chartex" xmlns:cx5="http://schemas.microsoft.com/office/drawing/2016/5/11/chartex" xmlns:cx6="http://schemas.microsoft.com/office/drawing/2016/5/12/chartex" xmlns:cx7="http://schemas.microsoft.com/office/drawing/2016/5/13/chartex" xmlns:cx8="http://schemas.microsoft.com/office/drawing/2016/5/14/chartex" xmlns:mc="http://schemas.openxmlformats.org/markup-compatibility/2006" xmlns:aink="http://schemas.microsoft.com/office/drawing/2016/ink" xmlns:am3d="http://schemas.microsoft.com/office/drawing/2017/model3d" xmlns:o="urn:schemas-microsoft-com:office:office" xmlns:oel="http://schemas.microsoft.com/office/2019/extlst" xmlns:r="http://schemas.openxmlformats.org/officeDocument/2006/relationships" xmlns:m="http://schemas.openxmlformats.org/officeDocument/2006/math" xmlns:v="urn:schemas-microsoft-com:vml" xmlns:wp14="http://schemas.microsoft.com/office/word/2010/wordprocessingDrawing" xmlns:wp="http://schemas.openxmlformats.org/drawingml/2006/wordprocessingDrawing" xmlns:w10="urn:schemas-microsoft-com:office:word" xmlns:w="http://schemas.openxmlformats.org/wordprocessingml/2006/main" xmlns:w14="http://schemas.microsoft.com/office/word/2010/wordml" xmlns:w15="http://schemas.microsoft.com/office/word/2012/wordml" xmlns:w16cex="http://schemas.microsoft.com/office/word/2018/wordml/cex" xmlns:w16cid="http://schemas.microsoft.com/office/word/2016/wordml/cid" xmlns:w16="http://schemas.microsoft.com/office/word/2018/wordml" xmlns:w16du="http://schemas.microsoft.com/office/word/2023/wordml/word16du" xmlns:w16sdtdh="http://schemas.microsoft.com/office/word/2020/wordml/sdtdatahash" xmlns:w16sdtfl="http://schemas.microsoft.com/office/word/2024/wordml/sdtformatlock" xmlns:w16se="http://schemas.microsoft.com/office/word/2015/wordml/symex" xmlns:wpg="http://schemas.microsoft.com/office/word/2010/wordprocessingGroup" xmlns:wpi="http://schemas.microsoft.com/office/word/2010/wordprocessingInk" xmlns:wne="http://schemas.microsoft.com/office/word/2006/wordml" xmlns:wps="http://schemas.microsoft.com/office/word/2010/wordprocessingShape" mc:Ignorable="w14 w15 w16se w16cid w16 w16cex w16sdtdh w16sdtfl w16du wp14">
   <w:endnote w:type="separator" w:id="-1">
     <w:p>
       <w:pPr>
@@ -7063,7 +7451,7 @@
 </file>
 
 <file path=word/footnotes.xml><?xml version="1.0" encoding="utf-8"?>
-<w:footnotes xmlns:wpc="http://schemas.microsoft.com/office/word/2010/wordprocessingCanvas" xmlns:cx="http://schemas.microsoft.com/office/drawing/2014/chartex" xmlns:cx1="http://schemas.microsoft.com/office/drawing/2015/9/8/chartex" xmlns:mc="http://schemas.openxmlformats.org/markup-compatibility/2006" xmlns:o="urn:schemas-microsoft-com:office:office" xmlns:r="http://schemas.openxmlformats.org/officeDocument/2006/relationships" xmlns:m="http://schemas.openxmlformats.org/officeDocument/2006/math" xmlns:v="urn:schemas-microsoft-com:vml" xmlns:wp14="http://schemas.microsoft.com/office/word/2010/wordprocessingDrawing" xmlns:wp="http://schemas.openxmlformats.org/drawingml/2006/wordprocessingDrawing" xmlns:w10="urn:schemas-microsoft-com:office:word" xmlns:w="http://schemas.openxmlformats.org/wordprocessingml/2006/main" xmlns:w14="http://schemas.microsoft.com/office/word/2010/wordml" xmlns:w15="http://schemas.microsoft.com/office/word/2012/wordml" xmlns:w16se="http://schemas.microsoft.com/office/word/2015/wordml/symex" xmlns:wpg="http://schemas.microsoft.com/office/word/2010/wordprocessingGroup" xmlns:wpi="http://schemas.microsoft.com/office/word/2010/wordprocessingInk" xmlns:wne="http://schemas.microsoft.com/office/word/2006/wordml" xmlns:wps="http://schemas.microsoft.com/office/word/2010/wordprocessingShape" mc:Ignorable="w14 w15 w16se wp14">
+<w:footnotes xmlns:wpc="http://schemas.microsoft.com/office/word/2010/wordprocessingCanvas" xmlns:cx="http://schemas.microsoft.com/office/drawing/2014/chartex" xmlns:cx1="http://schemas.microsoft.com/office/drawing/2015/9/8/chartex" xmlns:cx2="http://schemas.microsoft.com/office/drawing/2015/10/21/chartex" xmlns:cx3="http://schemas.microsoft.com/office/drawing/2016/5/9/chartex" xmlns:cx4="http://schemas.microsoft.com/office/drawing/2016/5/10/chartex" xmlns:cx5="http://schemas.microsoft.com/office/drawing/2016/5/11/chartex" xmlns:cx6="http://schemas.microsoft.com/office/drawing/2016/5/12/chartex" xmlns:cx7="http://schemas.microsoft.com/office/drawing/2016/5/13/chartex" xmlns:cx8="http://schemas.microsoft.com/office/drawing/2016/5/14/chartex" xmlns:mc="http://schemas.openxmlformats.org/markup-compatibility/2006" xmlns:aink="http://schemas.microsoft.com/office/drawing/2016/ink" xmlns:am3d="http://schemas.microsoft.com/office/drawing/2017/model3d" xmlns:o="urn:schemas-microsoft-com:office:office" xmlns:oel="http://schemas.microsoft.com/office/2019/extlst" xmlns:r="http://schemas.openxmlformats.org/officeDocument/2006/relationships" xmlns:m="http://schemas.openxmlformats.org/officeDocument/2006/math" xmlns:v="urn:schemas-microsoft-com:vml" xmlns:wp14="http://schemas.microsoft.com/office/word/2010/wordprocessingDrawing" xmlns:wp="http://schemas.openxmlformats.org/drawingml/2006/wordprocessingDrawing" xmlns:w10="urn:schemas-microsoft-com:office:word" xmlns:w="http://schemas.openxmlformats.org/wordprocessingml/2006/main" xmlns:w14="http://schemas.microsoft.com/office/word/2010/wordml" xmlns:w15="http://schemas.microsoft.com/office/word/2012/wordml" xmlns:w16cex="http://schemas.microsoft.com/office/word/2018/wordml/cex" xmlns:w16cid="http://schemas.microsoft.com/office/word/2016/wordml/cid" xmlns:w16="http://schemas.microsoft.com/office/word/2018/wordml" xmlns:w16du="http://schemas.microsoft.com/office/word/2023/wordml/word16du" xmlns:w16sdtdh="http://schemas.microsoft.com/office/word/2020/wordml/sdtdatahash" xmlns:w16sdtfl="http://schemas.microsoft.com/office/word/2024/wordml/sdtformatlock" xmlns:w16se="http://schemas.microsoft.com/office/word/2015/wordml/symex" xmlns:wpg="http://schemas.microsoft.com/office/word/2010/wordprocessingGroup" xmlns:wpi="http://schemas.microsoft.com/office/word/2010/wordprocessingInk" xmlns:wne="http://schemas.microsoft.com/office/word/2006/wordml" xmlns:wps="http://schemas.microsoft.com/office/word/2010/wordprocessingShape" mc:Ignorable="w14 w15 w16se w16cid w16 w16cex w16sdtdh w16sdtfl w16du wp14">
   <w:footnote w:type="separator" w:id="-1">
     <w:p>
       <w:pPr>
@@ -7405,7 +7793,7 @@
 </file>
 
 <file path=word/header1.xml><?xml version="1.0" encoding="utf-8"?>
-<w:hdr xmlns:wpc="http://schemas.microsoft.com/office/word/2010/wordprocessingCanvas" xmlns:cx="http://schemas.microsoft.com/office/drawing/2014/chartex" xmlns:cx1="http://schemas.microsoft.com/office/drawing/2015/9/8/chartex" xmlns:mc="http://schemas.openxmlformats.org/markup-compatibility/2006" xmlns:o="urn:schemas-microsoft-com:office:office" xmlns:r="http://schemas.openxmlformats.org/officeDocument/2006/relationships" xmlns:m="http://schemas.openxmlformats.org/officeDocument/2006/math" xmlns:v="urn:schemas-microsoft-com:vml" xmlns:wp14="http://schemas.microsoft.com/office/word/2010/wordprocessingDrawing" xmlns:wp="http://schemas.openxmlformats.org/drawingml/2006/wordprocessingDrawing" xmlns:w10="urn:schemas-microsoft-com:office:word" xmlns:w="http://schemas.openxmlformats.org/wordprocessingml/2006/main" xmlns:w14="http://schemas.microsoft.com/office/word/2010/wordml" xmlns:w15="http://schemas.microsoft.com/office/word/2012/wordml" xmlns:w16se="http://schemas.microsoft.com/office/word/2015/wordml/symex" xmlns:wpg="http://schemas.microsoft.com/office/word/2010/wordprocessingGroup" xmlns:wpi="http://schemas.microsoft.com/office/word/2010/wordprocessingInk" xmlns:wne="http://schemas.microsoft.com/office/word/2006/wordml" xmlns:wps="http://schemas.microsoft.com/office/word/2010/wordprocessingShape" mc:Ignorable="w14 w15 w16se wp14">
+<w:hdr xmlns:wpc="http://schemas.microsoft.com/office/word/2010/wordprocessingCanvas" xmlns:cx="http://schemas.microsoft.com/office/drawing/2014/chartex" xmlns:cx1="http://schemas.microsoft.com/office/drawing/2015/9/8/chartex" xmlns:cx2="http://schemas.microsoft.com/office/drawing/2015/10/21/chartex" xmlns:cx3="http://schemas.microsoft.com/office/drawing/2016/5/9/chartex" xmlns:cx4="http://schemas.microsoft.com/office/drawing/2016/5/10/chartex" xmlns:cx5="http://schemas.microsoft.com/office/drawing/2016/5/11/chartex" xmlns:cx6="http://schemas.microsoft.com/office/drawing/2016/5/12/chartex" xmlns:cx7="http://schemas.microsoft.com/office/drawing/2016/5/13/chartex" xmlns:cx8="http://schemas.microsoft.com/office/drawing/2016/5/14/chartex" xmlns:mc="http://schemas.openxmlformats.org/markup-compatibility/2006" xmlns:aink="http://schemas.microsoft.com/office/drawing/2016/ink" xmlns:am3d="http://schemas.microsoft.com/office/drawing/2017/model3d" xmlns:o="urn:schemas-microsoft-com:office:office" xmlns:oel="http://schemas.microsoft.com/office/2019/extlst" xmlns:r="http://schemas.openxmlformats.org/officeDocument/2006/relationships" xmlns:m="http://schemas.openxmlformats.org/officeDocument/2006/math" xmlns:v="urn:schemas-microsoft-com:vml" xmlns:wp14="http://schemas.microsoft.com/office/word/2010/wordprocessingDrawing" xmlns:wp="http://schemas.openxmlformats.org/drawingml/2006/wordprocessingDrawing" xmlns:w10="urn:schemas-microsoft-com:office:word" xmlns:w="http://schemas.openxmlformats.org/wordprocessingml/2006/main" xmlns:w14="http://schemas.microsoft.com/office/word/2010/wordml" xmlns:w15="http://schemas.microsoft.com/office/word/2012/wordml" xmlns:w16cex="http://schemas.microsoft.com/office/word/2018/wordml/cex" xmlns:w16cid="http://schemas.microsoft.com/office/word/2016/wordml/cid" xmlns:w16="http://schemas.microsoft.com/office/word/2018/wordml" xmlns:w16du="http://schemas.microsoft.com/office/word/2023/wordml/word16du" xmlns:w16sdtdh="http://schemas.microsoft.com/office/word/2020/wordml/sdtdatahash" xmlns:w16sdtfl="http://schemas.microsoft.com/office/word/2024/wordml/sdtformatlock" xmlns:w16se="http://schemas.microsoft.com/office/word/2015/wordml/symex" xmlns:wpg="http://schemas.microsoft.com/office/word/2010/wordprocessingGroup" xmlns:wpi="http://schemas.microsoft.com/office/word/2010/wordprocessingInk" xmlns:wne="http://schemas.microsoft.com/office/word/2006/wordml" xmlns:wps="http://schemas.microsoft.com/office/word/2010/wordprocessingShape" mc:Ignorable="w14 w15 w16se w16cid w16 w16cex w16sdtdh w16sdtfl w16du wp14">
   <w:p>
     <w:pPr>
       <w:pStyle w:val="Header"/>
@@ -7416,7 +7804,7 @@
 </file>
 
 <file path=word/numbering.xml><?xml version="1.0" encoding="utf-8"?>
-<w:numbering xmlns:wpc="http://schemas.microsoft.com/office/word/2010/wordprocessingCanvas" xmlns:cx="http://schemas.microsoft.com/office/drawing/2014/chartex" xmlns:cx1="http://schemas.microsoft.com/office/drawing/2015/9/8/chartex" xmlns:mc="http://schemas.openxmlformats.org/markup-compatibility/2006" xmlns:o="urn:schemas-microsoft-com:office:office" xmlns:r="http://schemas.openxmlformats.org/officeDocument/2006/relationships" xmlns:m="http://schemas.openxmlformats.org/officeDocument/2006/math" xmlns:v="urn:schemas-microsoft-com:vml" xmlns:wp14="http://schemas.microsoft.com/office/word/2010/wordprocessingDrawing" xmlns:wp="http://schemas.openxmlformats.org/drawingml/2006/wordprocessingDrawing" xmlns:w10="urn:schemas-microsoft-com:office:word" xmlns:w="http://schemas.openxmlformats.org/wordprocessingml/2006/main" xmlns:w14="http://schemas.microsoft.com/office/word/2010/wordml" xmlns:w15="http://schemas.microsoft.com/office/word/2012/wordml" xmlns:w16se="http://schemas.microsoft.com/office/word/2015/wordml/symex" xmlns:wpg="http://schemas.microsoft.com/office/word/2010/wordprocessingGroup" xmlns:wpi="http://schemas.microsoft.com/office/word/2010/wordprocessingInk" xmlns:wne="http://schemas.microsoft.com/office/word/2006/wordml" xmlns:wps="http://schemas.microsoft.com/office/word/2010/wordprocessingShape" mc:Ignorable="w14 w15 w16se wp14">
+<w:numbering xmlns:wpc="http://schemas.microsoft.com/office/word/2010/wordprocessingCanvas" xmlns:cx="http://schemas.microsoft.com/office/drawing/2014/chartex" xmlns:cx1="http://schemas.microsoft.com/office/drawing/2015/9/8/chartex" xmlns:cx2="http://schemas.microsoft.com/office/drawing/2015/10/21/chartex" xmlns:cx3="http://schemas.microsoft.com/office/drawing/2016/5/9/chartex" xmlns:cx4="http://schemas.microsoft.com/office/drawing/2016/5/10/chartex" xmlns:cx5="http://schemas.microsoft.com/office/drawing/2016/5/11/chartex" xmlns:cx6="http://schemas.microsoft.com/office/drawing/2016/5/12/chartex" xmlns:cx7="http://schemas.microsoft.com/office/drawing/2016/5/13/chartex" xmlns:cx8="http://schemas.microsoft.com/office/drawing/2016/5/14/chartex" xmlns:mc="http://schemas.openxmlformats.org/markup-compatibility/2006" xmlns:aink="http://schemas.microsoft.com/office/drawing/2016/ink" xmlns:am3d="http://schemas.microsoft.com/office/drawing/2017/model3d" xmlns:o="urn:schemas-microsoft-com:office:office" xmlns:oel="http://schemas.microsoft.com/office/2019/extlst" xmlns:r="http://schemas.openxmlformats.org/officeDocument/2006/relationships" xmlns:m="http://schemas.openxmlformats.org/officeDocument/2006/math" xmlns:v="urn:schemas-microsoft-com:vml" xmlns:wp14="http://schemas.microsoft.com/office/word/2010/wordprocessingDrawing" xmlns:wp="http://schemas.openxmlformats.org/drawingml/2006/wordprocessingDrawing" xmlns:w10="urn:schemas-microsoft-com:office:word" xmlns:w="http://schemas.openxmlformats.org/wordprocessingml/2006/main" xmlns:w14="http://schemas.microsoft.com/office/word/2010/wordml" xmlns:w15="http://schemas.microsoft.com/office/word/2012/wordml" xmlns:w16cex="http://schemas.microsoft.com/office/word/2018/wordml/cex" xmlns:w16cid="http://schemas.microsoft.com/office/word/2016/wordml/cid" xmlns:w16="http://schemas.microsoft.com/office/word/2018/wordml" xmlns:w16du="http://schemas.microsoft.com/office/word/2023/wordml/word16du" xmlns:w16sdtdh="http://schemas.microsoft.com/office/word/2020/wordml/sdtdatahash" xmlns:w16sdtfl="http://schemas.microsoft.com/office/word/2024/wordml/sdtformatlock" xmlns:w16se="http://schemas.microsoft.com/office/word/2015/wordml/symex" xmlns:wpg="http://schemas.microsoft.com/office/word/2010/wordprocessingGroup" xmlns:wpi="http://schemas.microsoft.com/office/word/2010/wordprocessingInk" xmlns:wne="http://schemas.microsoft.com/office/word/2006/wordml" xmlns:wps="http://schemas.microsoft.com/office/word/2010/wordprocessingShape" mc:Ignorable="w14 w15 w16se w16cid w16 w16cex w16sdtdh w16sdtfl w16du wp14">
   <w:abstractNum w:abstractNumId="0" w15:restartNumberingAfterBreak="0">
     <w:nsid w:val="0616378E"/>
     <w:multiLevelType w:val="hybridMultilevel"/>
@@ -8190,13 +8578,13 @@
       </w:pPr>
     </w:lvl>
   </w:abstractNum>
-  <w:num w:numId="1">
+  <w:num w:numId="1" w16cid:durableId="545995666">
     <w:abstractNumId w:val="6"/>
   </w:num>
-  <w:num w:numId="2">
+  <w:num w:numId="2" w16cid:durableId="2041465467">
     <w:abstractNumId w:val="4"/>
   </w:num>
-  <w:num w:numId="3">
+  <w:num w:numId="3" w16cid:durableId="539317099">
     <w:abstractNumId w:val="4"/>
     <w:lvlOverride w:ilvl="0">
       <w:startOverride w:val="1"/>
@@ -8226,26 +8614,26 @@
       <w:startOverride w:val="1"/>
     </w:lvlOverride>
   </w:num>
-  <w:num w:numId="4">
+  <w:num w:numId="4" w16cid:durableId="636840644">
     <w:abstractNumId w:val="0"/>
   </w:num>
-  <w:num w:numId="5">
+  <w:num w:numId="5" w16cid:durableId="301231646">
     <w:abstractNumId w:val="1"/>
   </w:num>
-  <w:num w:numId="6">
+  <w:num w:numId="6" w16cid:durableId="810173838">
     <w:abstractNumId w:val="2"/>
   </w:num>
-  <w:num w:numId="7">
+  <w:num w:numId="7" w16cid:durableId="1328053906">
     <w:abstractNumId w:val="5"/>
   </w:num>
-  <w:num w:numId="8">
+  <w:num w:numId="8" w16cid:durableId="928152905">
     <w:abstractNumId w:val="3"/>
   </w:num>
 </w:numbering>
 </file>
 
 <file path=word/styles.xml><?xml version="1.0" encoding="utf-8"?>
-<w:styles xmlns:mc="http://schemas.openxmlformats.org/markup-compatibility/2006" xmlns:r="http://schemas.openxmlformats.org/officeDocument/2006/relationships" xmlns:w="http://schemas.openxmlformats.org/wordprocessingml/2006/main" xmlns:w14="http://schemas.microsoft.com/office/word/2010/wordml" xmlns:w15="http://schemas.microsoft.com/office/word/2012/wordml" xmlns:w16se="http://schemas.microsoft.com/office/word/2015/wordml/symex" mc:Ignorable="w14 w15 w16se">
+<w:styles xmlns:mc="http://schemas.openxmlformats.org/markup-compatibility/2006" xmlns:r="http://schemas.openxmlformats.org/officeDocument/2006/relationships" xmlns:w="http://schemas.openxmlformats.org/wordprocessingml/2006/main" xmlns:w14="http://schemas.microsoft.com/office/word/2010/wordml" xmlns:w15="http://schemas.microsoft.com/office/word/2012/wordml" xmlns:w16cex="http://schemas.microsoft.com/office/word/2018/wordml/cex" xmlns:w16cid="http://schemas.microsoft.com/office/word/2016/wordml/cid" xmlns:w16="http://schemas.microsoft.com/office/word/2018/wordml" xmlns:w16du="http://schemas.microsoft.com/office/word/2023/wordml/word16du" xmlns:w16sdtdh="http://schemas.microsoft.com/office/word/2020/wordml/sdtdatahash" xmlns:w16sdtfl="http://schemas.microsoft.com/office/word/2024/wordml/sdtformatlock" xmlns:w16se="http://schemas.microsoft.com/office/word/2015/wordml/symex" mc:Ignorable="w14 w15 w16se w16cid w16 w16cex w16sdtdh w16sdtfl w16du">
   <w:docDefaults>
     <w:rPrDefault>
       <w:rPr>
@@ -8261,7 +8649,7 @@
       </w:pPr>
     </w:pPrDefault>
   </w:docDefaults>
-  <w:latentStyles w:defLockedState="0" w:defUIPriority="99" w:defSemiHidden="0" w:defUnhideWhenUsed="0" w:defQFormat="0" w:count="371">
+  <w:latentStyles w:defLockedState="0" w:defUIPriority="99" w:defSemiHidden="0" w:defUnhideWhenUsed="0" w:defQFormat="0" w:count="376">
     <w:lsdException w:name="Normal" w:uiPriority="0" w:qFormat="1"/>
     <w:lsdException w:name="heading 1" w:uiPriority="9" w:qFormat="1"/>
     <w:lsdException w:name="heading 2" w:semiHidden="1" w:uiPriority="9" w:unhideWhenUsed="1" w:qFormat="1"/>
@@ -8633,6 +9021,11 @@
     <w:lsdException w:name="List Table 5 Dark Accent 6" w:uiPriority="50"/>
     <w:lsdException w:name="List Table 6 Colorful Accent 6" w:uiPriority="51"/>
     <w:lsdException w:name="List Table 7 Colorful Accent 6" w:uiPriority="52"/>
+    <w:lsdException w:name="Mention" w:semiHidden="1" w:unhideWhenUsed="1"/>
+    <w:lsdException w:name="Smart Hyperlink" w:semiHidden="1" w:unhideWhenUsed="1"/>
+    <w:lsdException w:name="Hashtag" w:semiHidden="1" w:unhideWhenUsed="1"/>
+    <w:lsdException w:name="Unresolved Mention" w:semiHidden="1" w:unhideWhenUsed="1"/>
+    <w:lsdException w:name="Smart Link" w:semiHidden="1" w:unhideWhenUsed="1"/>
   </w:latentStyles>
   <w:style w:type="paragraph" w:default="1" w:styleId="Normal">
     <w:name w:val="Normal"/>
